--- a/docs/thesis/testing/1 - AgentMeter Modules.docx
+++ b/docs/thesis/testing/1 - AgentMeter Modules.docx
@@ -27,7 +27,7 @@
           <w:i w:val="0"/>
           <w:sz w:val="24"/>
         </w:rPr>
-        <w:t>Table 3.27: AgentMeter Modules</w:t>
+        <w:t>Table 3.27: Core Platform &amp; User Operations Module</w:t>
       </w:r>
     </w:p>
     <w:tbl>
@@ -47,8 +47,8 @@
       </w:tblPr>
       <w:tblGrid>
         <w:gridCol w:w="787"/>
-        <w:gridCol w:w="1923"/>
-        <w:gridCol w:w="5596"/>
+        <w:gridCol w:w="2098"/>
+        <w:gridCol w:w="5421"/>
       </w:tblGrid>
       <w:tr>
         <w:trPr>
@@ -76,7 +76,7 @@
         </w:tc>
         <w:tc>
           <w:tcPr>
-            <w:tcW w:type="dxa" w:w="1923"/>
+            <w:tcW w:type="dxa" w:w="2098"/>
             <w:shd w:val="clear" w:color="auto" w:fill="D9D9D9"/>
           </w:tcPr>
           <w:p>
@@ -96,7 +96,7 @@
         </w:tc>
         <w:tc>
           <w:tcPr>
-            <w:tcW w:type="dxa" w:w="5596"/>
+            <w:tcW w:type="dxa" w:w="5421"/>
             <w:shd w:val="clear" w:color="auto" w:fill="D9D9D9"/>
           </w:tcPr>
           <w:p>
@@ -131,45 +131,45 @@
                 <w:i w:val="0"/>
                 <w:sz w:val="24"/>
               </w:rPr>
-              <w:t>M01</w:t>
-            </w:r>
-          </w:p>
-        </w:tc>
-        <w:tc>
-          <w:tcPr>
-            <w:tcW w:type="dxa" w:w="1923"/>
-          </w:tcPr>
-          <w:p>
-            <w:pPr>
-              <w:spacing w:after="0" w:line="264" w:lineRule="auto"/>
-            </w:pPr>
-            <w:r>
-              <w:rPr>
-                <w:rFonts w:ascii="Times New Roman" w:hAnsi="Times New Roman" w:eastAsia="Times New Roman"/>
-                <w:b w:val="0"/>
-                <w:i w:val="0"/>
-                <w:sz w:val="24"/>
-              </w:rPr>
-              <w:t>User Authentication &amp; Security</w:t>
-            </w:r>
-          </w:p>
-        </w:tc>
-        <w:tc>
-          <w:tcPr>
-            <w:tcW w:type="dxa" w:w="5596"/>
-          </w:tcPr>
-          <w:p>
-            <w:pPr>
-              <w:spacing w:after="0" w:line="264" w:lineRule="auto"/>
-            </w:pPr>
-            <w:r>
-              <w:rPr>
-                <w:rFonts w:ascii="Times New Roman" w:hAnsi="Times New Roman" w:eastAsia="Times New Roman"/>
-                <w:b w:val="0"/>
-                <w:i w:val="0"/>
-                <w:sz w:val="24"/>
-              </w:rPr>
-              <w:t>Lets users log in and log out with a username and password. Passwords are stored only as salted, peppered hashes. Login is blocked for 15 minutes after repeated failed attempts, and a new user must choose their own password at first login. Each device keeps its own login, which the user can see under Logged-in devices and sign out remotely, and an optional setting logs the user out after a period without activity.</w:t>
+              <w:t>U01</w:t>
+            </w:r>
+          </w:p>
+        </w:tc>
+        <w:tc>
+          <w:tcPr>
+            <w:tcW w:type="dxa" w:w="2098"/>
+          </w:tcPr>
+          <w:p>
+            <w:pPr>
+              <w:spacing w:after="0" w:line="264" w:lineRule="auto"/>
+            </w:pPr>
+            <w:r>
+              <w:rPr>
+                <w:rFonts w:ascii="Times New Roman" w:hAnsi="Times New Roman" w:eastAsia="Times New Roman"/>
+                <w:b w:val="0"/>
+                <w:i w:val="0"/>
+                <w:sz w:val="24"/>
+              </w:rPr>
+              <w:t>User Authentication &amp; Account Management</w:t>
+            </w:r>
+          </w:p>
+        </w:tc>
+        <w:tc>
+          <w:tcPr>
+            <w:tcW w:type="dxa" w:w="5421"/>
+          </w:tcPr>
+          <w:p>
+            <w:pPr>
+              <w:spacing w:after="0" w:line="264" w:lineRule="auto"/>
+            </w:pPr>
+            <w:r>
+              <w:rPr>
+                <w:rFonts w:ascii="Times New Roman" w:hAnsi="Times New Roman" w:eastAsia="Times New Roman"/>
+                <w:b w:val="0"/>
+                <w:i w:val="0"/>
+                <w:sz w:val="24"/>
+              </w:rPr>
+              <w:t>Validates the credentials of authorised SOC personnel against salted password hashes, blocks login after repeated failed attempts, and forces a password change at first login. Administrators create, disable and manage user accounts.</w:t>
             </w:r>
           </w:p>
         </w:tc>
@@ -190,45 +190,45 @@
                 <w:i w:val="0"/>
                 <w:sz w:val="24"/>
               </w:rPr>
-              <w:t>M02</w:t>
-            </w:r>
-          </w:p>
-        </w:tc>
-        <w:tc>
-          <w:tcPr>
-            <w:tcW w:type="dxa" w:w="1923"/>
-          </w:tcPr>
-          <w:p>
-            <w:pPr>
-              <w:spacing w:after="0" w:line="264" w:lineRule="auto"/>
-            </w:pPr>
-            <w:r>
-              <w:rPr>
-                <w:rFonts w:ascii="Times New Roman" w:hAnsi="Times New Roman" w:eastAsia="Times New Roman"/>
-                <w:b w:val="0"/>
-                <w:i w:val="0"/>
-                <w:sz w:val="24"/>
-              </w:rPr>
-              <w:t>Home Dashboard</w:t>
-            </w:r>
-          </w:p>
-        </w:tc>
-        <w:tc>
-          <w:tcPr>
-            <w:tcW w:type="dxa" w:w="5596"/>
-          </w:tcPr>
-          <w:p>
-            <w:pPr>
-              <w:spacing w:after="0" w:line="264" w:lineRule="auto"/>
-            </w:pPr>
-            <w:r>
-              <w:rPr>
-                <w:rFonts w:ascii="Times New Roman" w:hAnsi="Times New Roman" w:eastAsia="Times New Roman"/>
-                <w:b w:val="0"/>
-                <w:i w:val="0"/>
-                <w:sz w:val="24"/>
-              </w:rPr>
-              <w:t>Shows the user's latest session, a list of recent sessions and whether the GPU server is online, with a quick link to start a new benchmark.</w:t>
+              <w:t>U02</w:t>
+            </w:r>
+          </w:p>
+        </w:tc>
+        <w:tc>
+          <w:tcPr>
+            <w:tcW w:type="dxa" w:w="2098"/>
+          </w:tcPr>
+          <w:p>
+            <w:pPr>
+              <w:spacing w:after="0" w:line="264" w:lineRule="auto"/>
+            </w:pPr>
+            <w:r>
+              <w:rPr>
+                <w:rFonts w:ascii="Times New Roman" w:hAnsi="Times New Roman" w:eastAsia="Times New Roman"/>
+                <w:b w:val="0"/>
+                <w:i w:val="0"/>
+                <w:sz w:val="24"/>
+              </w:rPr>
+              <w:t>Benchmark Wizard</w:t>
+            </w:r>
+          </w:p>
+        </w:tc>
+        <w:tc>
+          <w:tcPr>
+            <w:tcW w:type="dxa" w:w="5421"/>
+          </w:tcPr>
+          <w:p>
+            <w:pPr>
+              <w:spacing w:after="0" w:line="264" w:lineRule="auto"/>
+            </w:pPr>
+            <w:r>
+              <w:rPr>
+                <w:rFonts w:ascii="Times New Roman" w:hAnsi="Times New Roman" w:eastAsia="Times New Roman"/>
+                <w:b w:val="0"/>
+                <w:i w:val="0"/>
+                <w:sz w:val="24"/>
+              </w:rPr>
+              <w:t>Guides the user step by step through uploading a dataset, selecting two to four language models, choosing the agent pipeline settings and starting the benchmark.</w:t>
             </w:r>
           </w:p>
         </w:tc>
@@ -249,45 +249,45 @@
                 <w:i w:val="0"/>
                 <w:sz w:val="24"/>
               </w:rPr>
-              <w:t>M03</w:t>
-            </w:r>
-          </w:p>
-        </w:tc>
-        <w:tc>
-          <w:tcPr>
-            <w:tcW w:type="dxa" w:w="1923"/>
-          </w:tcPr>
-          <w:p>
-            <w:pPr>
-              <w:spacing w:after="0" w:line="264" w:lineRule="auto"/>
-            </w:pPr>
-            <w:r>
-              <w:rPr>
-                <w:rFonts w:ascii="Times New Roman" w:hAnsi="Times New Roman" w:eastAsia="Times New Roman"/>
-                <w:b w:val="0"/>
-                <w:i w:val="0"/>
-                <w:sz w:val="24"/>
-              </w:rPr>
-              <w:t>Benchmark Wizard</w:t>
-            </w:r>
-          </w:p>
-        </w:tc>
-        <w:tc>
-          <w:tcPr>
-            <w:tcW w:type="dxa" w:w="5596"/>
-          </w:tcPr>
-          <w:p>
-            <w:pPr>
-              <w:spacing w:after="0" w:line="264" w:lineRule="auto"/>
-            </w:pPr>
-            <w:r>
-              <w:rPr>
-                <w:rFonts w:ascii="Times New Roman" w:hAnsi="Times New Roman" w:eastAsia="Times New Roman"/>
-                <w:b w:val="0"/>
-                <w:i w:val="0"/>
-                <w:sz w:val="24"/>
-              </w:rPr>
-              <w:t>Guides the user through a new benchmark in three steps: Data (the dataset to benchmark), Models (the models and the agent pipeline) and Run (review and start). Each step checks its inputs before the user can continue.</w:t>
+              <w:t>U03</w:t>
+            </w:r>
+          </w:p>
+        </w:tc>
+        <w:tc>
+          <w:tcPr>
+            <w:tcW w:type="dxa" w:w="2098"/>
+          </w:tcPr>
+          <w:p>
+            <w:pPr>
+              <w:spacing w:after="0" w:line="264" w:lineRule="auto"/>
+            </w:pPr>
+            <w:r>
+              <w:rPr>
+                <w:rFonts w:ascii="Times New Roman" w:hAnsi="Times New Roman" w:eastAsia="Times New Roman"/>
+                <w:b w:val="0"/>
+                <w:i w:val="0"/>
+                <w:sz w:val="24"/>
+              </w:rPr>
+              <w:t>Live Telemetry Dashboard</w:t>
+            </w:r>
+          </w:p>
+        </w:tc>
+        <w:tc>
+          <w:tcPr>
+            <w:tcW w:type="dxa" w:w="5421"/>
+          </w:tcPr>
+          <w:p>
+            <w:pPr>
+              <w:spacing w:after="0" w:line="264" w:lineRule="auto"/>
+            </w:pPr>
+            <w:r>
+              <w:rPr>
+                <w:rFonts w:ascii="Times New Roman" w:hAnsi="Times New Roman" w:eastAsia="Times New Roman"/>
+                <w:b w:val="0"/>
+                <w:i w:val="0"/>
+                <w:sz w:val="24"/>
+              </w:rPr>
+              <w:t>Displays the progress of a running benchmark in real time, including model download, 4-bit model loading, each flow passing through the agents, and live GPU utilisation, memory and power readings.</w:t>
             </w:r>
           </w:p>
         </w:tc>
@@ -308,45 +308,45 @@
                 <w:i w:val="0"/>
                 <w:sz w:val="24"/>
               </w:rPr>
-              <w:t>M04</w:t>
-            </w:r>
-          </w:p>
-        </w:tc>
-        <w:tc>
-          <w:tcPr>
-            <w:tcW w:type="dxa" w:w="1923"/>
-          </w:tcPr>
-          <w:p>
-            <w:pPr>
-              <w:spacing w:after="0" w:line="264" w:lineRule="auto"/>
-            </w:pPr>
-            <w:r>
-              <w:rPr>
-                <w:rFonts w:ascii="Times New Roman" w:hAnsi="Times New Roman" w:eastAsia="Times New Roman"/>
-                <w:b w:val="0"/>
-                <w:i w:val="0"/>
-                <w:sz w:val="24"/>
-              </w:rPr>
-              <w:t>Dataset Upload &amp; Preparation</w:t>
-            </w:r>
-          </w:p>
-        </w:tc>
-        <w:tc>
-          <w:tcPr>
-            <w:tcW w:type="dxa" w:w="5596"/>
-          </w:tcPr>
-          <w:p>
-            <w:pPr>
-              <w:spacing w:after="0" w:line="264" w:lineRule="auto"/>
-            </w:pPr>
-            <w:r>
-              <w:rPr>
-                <w:rFonts w:ascii="Times New Roman" w:hAnsi="Times New Roman" w:eastAsia="Times New Roman"/>
-                <w:b w:val="0"/>
-                <w:i w:val="0"/>
-                <w:sz w:val="24"/>
-              </w:rPr>
-              <w:t>Accepts labelled network traffic as a CSV file of flows, a PCAP packet capture or an HTTPS link to either. The user chooses to prepare the data on their own computer (in the browser) or on the GPU server. Preparation converts packets into flows, isolates the ground-truth labels, samples up to 500 representative flows and fingerprints the result with a SHA-256 hash. Prepared sets are listed under Saved sets and can be downloaded and re-uploaded on another server.</w:t>
+              <w:t>U04</w:t>
+            </w:r>
+          </w:p>
+        </w:tc>
+        <w:tc>
+          <w:tcPr>
+            <w:tcW w:type="dxa" w:w="2098"/>
+          </w:tcPr>
+          <w:p>
+            <w:pPr>
+              <w:spacing w:after="0" w:line="264" w:lineRule="auto"/>
+            </w:pPr>
+            <w:r>
+              <w:rPr>
+                <w:rFonts w:ascii="Times New Roman" w:hAnsi="Times New Roman" w:eastAsia="Times New Roman"/>
+                <w:b w:val="0"/>
+                <w:i w:val="0"/>
+                <w:sz w:val="24"/>
+              </w:rPr>
+              <w:t>Session History &amp; Results Review</w:t>
+            </w:r>
+          </w:p>
+        </w:tc>
+        <w:tc>
+          <w:tcPr>
+            <w:tcW w:type="dxa" w:w="5421"/>
+          </w:tcPr>
+          <w:p>
+            <w:pPr>
+              <w:spacing w:after="0" w:line="264" w:lineRule="auto"/>
+            </w:pPr>
+            <w:r>
+              <w:rPr>
+                <w:rFonts w:ascii="Times New Roman" w:hAnsi="Times New Roman" w:eastAsia="Times New Roman"/>
+                <w:b w:val="0"/>
+                <w:i w:val="0"/>
+                <w:sz w:val="24"/>
+              </w:rPr>
+              <w:t>Retrieves past benchmark sessions from the Supabase database and displays their results and analyses, grouped into Overview, Reliability, Performance, Agents and Cost.</w:t>
             </w:r>
           </w:p>
         </w:tc>
@@ -367,45 +367,45 @@
                 <w:i w:val="0"/>
                 <w:sz w:val="24"/>
               </w:rPr>
-              <w:t>M05</w:t>
-            </w:r>
-          </w:p>
-        </w:tc>
-        <w:tc>
-          <w:tcPr>
-            <w:tcW w:type="dxa" w:w="1923"/>
-          </w:tcPr>
-          <w:p>
-            <w:pPr>
-              <w:spacing w:after="0" w:line="264" w:lineRule="auto"/>
-            </w:pPr>
-            <w:r>
-              <w:rPr>
-                <w:rFonts w:ascii="Times New Roman" w:hAnsi="Times New Roman" w:eastAsia="Times New Roman"/>
-                <w:b w:val="0"/>
-                <w:i w:val="0"/>
-                <w:sz w:val="24"/>
-              </w:rPr>
-              <w:t>Model Catalogue &amp; Selection</w:t>
-            </w:r>
-          </w:p>
-        </w:tc>
-        <w:tc>
-          <w:tcPr>
-            <w:tcW w:type="dxa" w:w="5596"/>
-          </w:tcPr>
-          <w:p>
-            <w:pPr>
-              <w:spacing w:after="0" w:line="264" w:lineRule="auto"/>
-            </w:pPr>
-            <w:r>
-              <w:rPr>
-                <w:rFonts w:ascii="Times New Roman" w:hAnsi="Times New Roman" w:eastAsia="Times New Roman"/>
-                <w:b w:val="0"/>
-                <w:i w:val="0"/>
-                <w:sz w:val="24"/>
-              </w:rPr>
-              <w:t>Lists the five study models and the additional catalogue models with their size and context length. Checks that each model can be loaded from its original weights in 4-bit NF4 on the available GPU before it can be chosen. The user selects two to four models per session.</w:t>
+              <w:t>U05</w:t>
+            </w:r>
+          </w:p>
+        </w:tc>
+        <w:tc>
+          <w:tcPr>
+            <w:tcW w:type="dxa" w:w="2098"/>
+          </w:tcPr>
+          <w:p>
+            <w:pPr>
+              <w:spacing w:after="0" w:line="264" w:lineRule="auto"/>
+            </w:pPr>
+            <w:r>
+              <w:rPr>
+                <w:rFonts w:ascii="Times New Roman" w:hAnsi="Times New Roman" w:eastAsia="Times New Roman"/>
+                <w:b w:val="0"/>
+                <w:i w:val="0"/>
+                <w:sz w:val="24"/>
+              </w:rPr>
+              <w:t>Model Comparison, Leaderboard &amp; Trends</w:t>
+            </w:r>
+          </w:p>
+        </w:tc>
+        <w:tc>
+          <w:tcPr>
+            <w:tcW w:type="dxa" w:w="5421"/>
+          </w:tcPr>
+          <w:p>
+            <w:pPr>
+              <w:spacing w:after="0" w:line="264" w:lineRule="auto"/>
+            </w:pPr>
+            <w:r>
+              <w:rPr>
+                <w:rFonts w:ascii="Times New Roman" w:hAnsi="Times New Roman" w:eastAsia="Times New Roman"/>
+                <w:b w:val="0"/>
+                <w:i w:val="0"/>
+                <w:sz w:val="24"/>
+              </w:rPr>
+              <w:t>Compares sessions run on the same prepared dataset, ranks the models on a leaderboard, and shows how results change over time through scheduled re-runs.</w:t>
             </w:r>
           </w:p>
         </w:tc>
@@ -426,45 +426,45 @@
                 <w:i w:val="0"/>
                 <w:sz w:val="24"/>
               </w:rPr>
-              <w:t>M06</w:t>
-            </w:r>
-          </w:p>
-        </w:tc>
-        <w:tc>
-          <w:tcPr>
-            <w:tcW w:type="dxa" w:w="1923"/>
-          </w:tcPr>
-          <w:p>
-            <w:pPr>
-              <w:spacing w:after="0" w:line="264" w:lineRule="auto"/>
-            </w:pPr>
-            <w:r>
-              <w:rPr>
-                <w:rFonts w:ascii="Times New Roman" w:hAnsi="Times New Roman" w:eastAsia="Times New Roman"/>
-                <w:b w:val="0"/>
-                <w:i w:val="0"/>
-                <w:sz w:val="24"/>
-              </w:rPr>
-              <w:t>Agent Pipeline Configuration</w:t>
-            </w:r>
-          </w:p>
-        </w:tc>
-        <w:tc>
-          <w:tcPr>
-            <w:tcW w:type="dxa" w:w="5596"/>
-          </w:tcPr>
-          <w:p>
-            <w:pPr>
-              <w:spacing w:after="0" w:line="264" w:lineRule="auto"/>
-            </w:pPr>
-            <w:r>
-              <w:rPr>
-                <w:rFonts w:ascii="Times New Roman" w:hAnsi="Times New Roman" w:eastAsia="Times New Roman"/>
-                <w:b w:val="0"/>
-                <w:i w:val="0"/>
-                <w:sz w:val="24"/>
-              </w:rPr>
-              <w:t>Shows the agents a session will run (perceive, reason, decide and act by default), lets the user define a custom pipeline with a different number of agents, and sets each agent's output-token budget.</w:t>
+              <w:t>U06</w:t>
+            </w:r>
+          </w:p>
+        </w:tc>
+        <w:tc>
+          <w:tcPr>
+            <w:tcW w:type="dxa" w:w="2098"/>
+          </w:tcPr>
+          <w:p>
+            <w:pPr>
+              <w:spacing w:after="0" w:line="264" w:lineRule="auto"/>
+            </w:pPr>
+            <w:r>
+              <w:rPr>
+                <w:rFonts w:ascii="Times New Roman" w:hAnsi="Times New Roman" w:eastAsia="Times New Roman"/>
+                <w:b w:val="0"/>
+                <w:i w:val="0"/>
+                <w:sz w:val="24"/>
+              </w:rPr>
+              <w:t>Benchmark Report Generator</w:t>
+            </w:r>
+          </w:p>
+        </w:tc>
+        <w:tc>
+          <w:tcPr>
+            <w:tcW w:type="dxa" w:w="5421"/>
+          </w:tcPr>
+          <w:p>
+            <w:pPr>
+              <w:spacing w:after="0" w:line="264" w:lineRule="auto"/>
+            </w:pPr>
+            <w:r>
+              <w:rPr>
+                <w:rFonts w:ascii="Times New Roman" w:hAnsi="Times New Roman" w:eastAsia="Times New Roman"/>
+                <w:b w:val="0"/>
+                <w:i w:val="0"/>
+                <w:sz w:val="24"/>
+              </w:rPr>
+              <w:t>Generates a downloadable PDF report summarising the results, analyses and recommendation of a completed session.</w:t>
             </w:r>
           </w:p>
         </w:tc>
@@ -485,517 +485,45 @@
                 <w:i w:val="0"/>
                 <w:sz w:val="24"/>
               </w:rPr>
-              <w:t>M07</w:t>
-            </w:r>
-          </w:p>
-        </w:tc>
-        <w:tc>
-          <w:tcPr>
-            <w:tcW w:type="dxa" w:w="1923"/>
-          </w:tcPr>
-          <w:p>
-            <w:pPr>
-              <w:spacing w:after="0" w:line="264" w:lineRule="auto"/>
-            </w:pPr>
-            <w:r>
-              <w:rPr>
-                <w:rFonts w:ascii="Times New Roman" w:hAnsi="Times New Roman" w:eastAsia="Times New Roman"/>
-                <w:b w:val="0"/>
-                <w:i w:val="0"/>
-                <w:sz w:val="24"/>
-              </w:rPr>
-              <w:t>Benchmark Execution &amp; Job Queue</w:t>
-            </w:r>
-          </w:p>
-        </w:tc>
-        <w:tc>
-          <w:tcPr>
-            <w:tcW w:type="dxa" w:w="5596"/>
-          </w:tcPr>
-          <w:p>
-            <w:pPr>
-              <w:spacing w:after="0" w:line="264" w:lineRule="auto"/>
-            </w:pPr>
-            <w:r>
-              <w:rPr>
-                <w:rFonts w:ascii="Times New Roman" w:hAnsi="Times New Roman" w:eastAsia="Times New Roman"/>
-                <w:b w:val="0"/>
-                <w:i w:val="0"/>
-                <w:sz w:val="24"/>
-              </w:rPr>
-              <w:t>Sends the benchmark to the GPU server, where jobs wait in a first-in, first-out queue so that only one benchmark uses the GPU at a time. The user can stop a running benchmark, and an interrupted benchmark can be resumed without repeating completed flows.</w:t>
-            </w:r>
-          </w:p>
-        </w:tc>
-      </w:tr>
-      <w:tr>
-        <w:tc>
-          <w:tcPr>
-            <w:tcW w:type="dxa" w:w="787"/>
-          </w:tcPr>
-          <w:p>
-            <w:pPr>
-              <w:spacing w:after="0" w:line="264" w:lineRule="auto"/>
-            </w:pPr>
-            <w:r>
-              <w:rPr>
-                <w:rFonts w:ascii="Times New Roman" w:hAnsi="Times New Roman" w:eastAsia="Times New Roman"/>
-                <w:b w:val="0"/>
-                <w:i w:val="0"/>
-                <w:sz w:val="24"/>
-              </w:rPr>
-              <w:t>M08</w:t>
-            </w:r>
-          </w:p>
-        </w:tc>
-        <w:tc>
-          <w:tcPr>
-            <w:tcW w:type="dxa" w:w="1923"/>
-          </w:tcPr>
-          <w:p>
-            <w:pPr>
-              <w:spacing w:after="0" w:line="264" w:lineRule="auto"/>
-            </w:pPr>
-            <w:r>
-              <w:rPr>
-                <w:rFonts w:ascii="Times New Roman" w:hAnsi="Times New Roman" w:eastAsia="Times New Roman"/>
-                <w:b w:val="0"/>
-                <w:i w:val="0"/>
-                <w:sz w:val="24"/>
-              </w:rPr>
-              <w:t>Live Telemetry</w:t>
-            </w:r>
-          </w:p>
-        </w:tc>
-        <w:tc>
-          <w:tcPr>
-            <w:tcW w:type="dxa" w:w="5596"/>
-          </w:tcPr>
-          <w:p>
-            <w:pPr>
-              <w:spacing w:after="0" w:line="264" w:lineRule="auto"/>
-            </w:pPr>
-            <w:r>
-              <w:rPr>
-                <w:rFonts w:ascii="Times New Roman" w:hAnsi="Times New Roman" w:eastAsia="Times New Roman"/>
-                <w:b w:val="0"/>
-                <w:i w:val="0"/>
-                <w:sz w:val="24"/>
-              </w:rPr>
-              <w:t>Shows a running benchmark as it happens: an event log of each stage (queue, Hugging Face download, 4-bit loading, idle power, each flow, scoring) and live GPU readings (utilisation, memory, board power and temperature) with charts over the run. The panel can be reopened at any time while the benchmark runs.</w:t>
-            </w:r>
-          </w:p>
-        </w:tc>
-      </w:tr>
-      <w:tr>
-        <w:tc>
-          <w:tcPr>
-            <w:tcW w:type="dxa" w:w="787"/>
-          </w:tcPr>
-          <w:p>
-            <w:pPr>
-              <w:spacing w:after="0" w:line="264" w:lineRule="auto"/>
-            </w:pPr>
-            <w:r>
-              <w:rPr>
-                <w:rFonts w:ascii="Times New Roman" w:hAnsi="Times New Roman" w:eastAsia="Times New Roman"/>
-                <w:b w:val="0"/>
-                <w:i w:val="0"/>
-                <w:sz w:val="24"/>
-              </w:rPr>
-              <w:t>M09</w:t>
-            </w:r>
-          </w:p>
-        </w:tc>
-        <w:tc>
-          <w:tcPr>
-            <w:tcW w:type="dxa" w:w="1923"/>
-          </w:tcPr>
-          <w:p>
-            <w:pPr>
-              <w:spacing w:after="0" w:line="264" w:lineRule="auto"/>
-            </w:pPr>
-            <w:r>
-              <w:rPr>
-                <w:rFonts w:ascii="Times New Roman" w:hAnsi="Times New Roman" w:eastAsia="Times New Roman"/>
-                <w:b w:val="0"/>
-                <w:i w:val="0"/>
-                <w:sz w:val="24"/>
-              </w:rPr>
-              <w:t>Session Results &amp; Analyses</w:t>
-            </w:r>
-          </w:p>
-        </w:tc>
-        <w:tc>
-          <w:tcPr>
-            <w:tcW w:type="dxa" w:w="5596"/>
-          </w:tcPr>
-          <w:p>
-            <w:pPr>
-              <w:spacing w:after="0" w:line="264" w:lineRule="auto"/>
-            </w:pPr>
-            <w:r>
-              <w:rPr>
-                <w:rFonts w:ascii="Times New Roman" w:hAnsi="Times New Roman" w:eastAsia="Times New Roman"/>
-                <w:b w:val="0"/>
-                <w:i w:val="0"/>
-                <w:sz w:val="24"/>
-              </w:rPr>
-              <w:t>Presents a finished session in five tabs. Overview gives the scorecard, key findings and the measured verdict. Reliability covers valid answers, where answers fail and consistency. Performance covers latency, throughput, load scaling and cold start. Agents shows the time, memory and tokens of each agent and a what-if for removing one. Cost covers energy, cost per 1,000 flows and cost per valid answer. Users can add notes and tags and delete a session.</w:t>
-            </w:r>
-          </w:p>
-        </w:tc>
-      </w:tr>
-      <w:tr>
-        <w:tc>
-          <w:tcPr>
-            <w:tcW w:type="dxa" w:w="787"/>
-          </w:tcPr>
-          <w:p>
-            <w:pPr>
-              <w:spacing w:after="0" w:line="264" w:lineRule="auto"/>
-            </w:pPr>
-            <w:r>
-              <w:rPr>
-                <w:rFonts w:ascii="Times New Roman" w:hAnsi="Times New Roman" w:eastAsia="Times New Roman"/>
-                <w:b w:val="0"/>
-                <w:i w:val="0"/>
-                <w:sz w:val="24"/>
-              </w:rPr>
-              <w:t>M10</w:t>
-            </w:r>
-          </w:p>
-        </w:tc>
-        <w:tc>
-          <w:tcPr>
-            <w:tcW w:type="dxa" w:w="1923"/>
-          </w:tcPr>
-          <w:p>
-            <w:pPr>
-              <w:spacing w:after="0" w:line="264" w:lineRule="auto"/>
-            </w:pPr>
-            <w:r>
-              <w:rPr>
-                <w:rFonts w:ascii="Times New Roman" w:hAnsi="Times New Roman" w:eastAsia="Times New Roman"/>
-                <w:b w:val="0"/>
-                <w:i w:val="0"/>
-                <w:sz w:val="24"/>
-              </w:rPr>
-              <w:t>Model Comparison &amp; Leaderboard</w:t>
-            </w:r>
-          </w:p>
-        </w:tc>
-        <w:tc>
-          <w:tcPr>
-            <w:tcW w:type="dxa" w:w="5596"/>
-          </w:tcPr>
-          <w:p>
-            <w:pPr>
-              <w:spacing w:after="0" w:line="264" w:lineRule="auto"/>
-            </w:pPr>
-            <w:r>
-              <w:rPr>
-                <w:rFonts w:ascii="Times New Roman" w:hAnsi="Times New Roman" w:eastAsia="Times New Roman"/>
-                <w:b w:val="0"/>
-                <w:i w:val="0"/>
-                <w:sz w:val="24"/>
-              </w:rPr>
-              <w:t>Compares the models of sessions run on the same prepared set (the same SHA-256 hash) head to head, and ranks models across all such sessions on a leaderboard, so that only like is compared with like.</w:t>
-            </w:r>
-          </w:p>
-        </w:tc>
-      </w:tr>
-      <w:tr>
-        <w:tc>
-          <w:tcPr>
-            <w:tcW w:type="dxa" w:w="787"/>
-          </w:tcPr>
-          <w:p>
-            <w:pPr>
-              <w:spacing w:after="0" w:line="264" w:lineRule="auto"/>
-            </w:pPr>
-            <w:r>
-              <w:rPr>
-                <w:rFonts w:ascii="Times New Roman" w:hAnsi="Times New Roman" w:eastAsia="Times New Roman"/>
-                <w:b w:val="0"/>
-                <w:i w:val="0"/>
-                <w:sz w:val="24"/>
-              </w:rPr>
-              <w:t>M11</w:t>
-            </w:r>
-          </w:p>
-        </w:tc>
-        <w:tc>
-          <w:tcPr>
-            <w:tcW w:type="dxa" w:w="1923"/>
-          </w:tcPr>
-          <w:p>
-            <w:pPr>
-              <w:spacing w:after="0" w:line="264" w:lineRule="auto"/>
-            </w:pPr>
-            <w:r>
-              <w:rPr>
-                <w:rFonts w:ascii="Times New Roman" w:hAnsi="Times New Roman" w:eastAsia="Times New Roman"/>
-                <w:b w:val="0"/>
-                <w:i w:val="0"/>
-                <w:sz w:val="24"/>
-              </w:rPr>
-              <w:t>History, Trends &amp; Scheduled Re-runs</w:t>
-            </w:r>
-          </w:p>
-        </w:tc>
-        <w:tc>
-          <w:tcPr>
-            <w:tcW w:type="dxa" w:w="5596"/>
-          </w:tcPr>
-          <w:p>
-            <w:pPr>
-              <w:spacing w:after="0" w:line="264" w:lineRule="auto"/>
-            </w:pPr>
-            <w:r>
-              <w:rPr>
-                <w:rFonts w:ascii="Times New Roman" w:hAnsi="Times New Roman" w:eastAsia="Times New Roman"/>
-                <w:b w:val="0"/>
-                <w:i w:val="0"/>
-                <w:sz w:val="24"/>
-              </w:rPr>
-              <w:t>Follows one model on the same flows, GPU and settings across sessions and flags any run that moved beyond its usual spread. A finished session can be set to repeat on a schedule so these runs are collected automatically.</w:t>
-            </w:r>
-          </w:p>
-        </w:tc>
-      </w:tr>
-      <w:tr>
-        <w:tc>
-          <w:tcPr>
-            <w:tcW w:type="dxa" w:w="787"/>
-          </w:tcPr>
-          <w:p>
-            <w:pPr>
-              <w:spacing w:after="0" w:line="264" w:lineRule="auto"/>
-            </w:pPr>
-            <w:r>
-              <w:rPr>
-                <w:rFonts w:ascii="Times New Roman" w:hAnsi="Times New Roman" w:eastAsia="Times New Roman"/>
-                <w:b w:val="0"/>
-                <w:i w:val="0"/>
-                <w:sz w:val="24"/>
-              </w:rPr>
-              <w:t>M12</w:t>
-            </w:r>
-          </w:p>
-        </w:tc>
-        <w:tc>
-          <w:tcPr>
-            <w:tcW w:type="dxa" w:w="1923"/>
-          </w:tcPr>
-          <w:p>
-            <w:pPr>
-              <w:spacing w:after="0" w:line="264" w:lineRule="auto"/>
-            </w:pPr>
-            <w:r>
-              <w:rPr>
-                <w:rFonts w:ascii="Times New Roman" w:hAnsi="Times New Roman" w:eastAsia="Times New Roman"/>
-                <w:b w:val="0"/>
-                <w:i w:val="0"/>
-                <w:sz w:val="24"/>
-              </w:rPr>
-              <w:t>Benchmark Reports</w:t>
-            </w:r>
-          </w:p>
-        </w:tc>
-        <w:tc>
-          <w:tcPr>
-            <w:tcW w:type="dxa" w:w="5596"/>
-          </w:tcPr>
-          <w:p>
-            <w:pPr>
-              <w:spacing w:after="0" w:line="264" w:lineRule="auto"/>
-            </w:pPr>
-            <w:r>
-              <w:rPr>
-                <w:rFonts w:ascii="Times New Roman" w:hAnsi="Times New Roman" w:eastAsia="Times New Roman"/>
-                <w:b w:val="0"/>
-                <w:i w:val="0"/>
-                <w:sz w:val="24"/>
-              </w:rPr>
-              <w:t>Generates a PDF report of a finished session with its results, analyses, recommendation and the environment it ran on, for download.</w:t>
-            </w:r>
-          </w:p>
-        </w:tc>
-      </w:tr>
-      <w:tr>
-        <w:tc>
-          <w:tcPr>
-            <w:tcW w:type="dxa" w:w="787"/>
-          </w:tcPr>
-          <w:p>
-            <w:pPr>
-              <w:spacing w:after="0" w:line="264" w:lineRule="auto"/>
-            </w:pPr>
-            <w:r>
-              <w:rPr>
-                <w:rFonts w:ascii="Times New Roman" w:hAnsi="Times New Roman" w:eastAsia="Times New Roman"/>
-                <w:b w:val="0"/>
-                <w:i w:val="0"/>
-                <w:sz w:val="24"/>
-              </w:rPr>
-              <w:t>M13</w:t>
-            </w:r>
-          </w:p>
-        </w:tc>
-        <w:tc>
-          <w:tcPr>
-            <w:tcW w:type="dxa" w:w="1923"/>
-          </w:tcPr>
-          <w:p>
-            <w:pPr>
-              <w:spacing w:after="0" w:line="264" w:lineRule="auto"/>
-            </w:pPr>
-            <w:r>
-              <w:rPr>
-                <w:rFonts w:ascii="Times New Roman" w:hAnsi="Times New Roman" w:eastAsia="Times New Roman"/>
-                <w:b w:val="0"/>
-                <w:i w:val="0"/>
-                <w:sz w:val="24"/>
-              </w:rPr>
-              <w:t>Settings &amp; Profile</w:t>
-            </w:r>
-          </w:p>
-        </w:tc>
-        <w:tc>
-          <w:tcPr>
-            <w:tcW w:type="dxa" w:w="5596"/>
-          </w:tcPr>
-          <w:p>
-            <w:pPr>
-              <w:spacing w:after="0" w:line="264" w:lineRule="auto"/>
-            </w:pPr>
-            <w:r>
-              <w:rPr>
-                <w:rFonts w:ascii="Times New Roman" w:hAnsi="Times New Roman" w:eastAsia="Times New Roman"/>
-                <w:b w:val="0"/>
-                <w:i w:val="0"/>
-                <w:sz w:val="24"/>
-              </w:rPr>
-              <w:t>Lets users choose the theme (light, dark or system), turn Telegram notifications on and send a test message, set their defaults for new benchmarks and their SAW weight presets, change their password and manage their logged-in devices.</w:t>
-            </w:r>
-          </w:p>
-        </w:tc>
-      </w:tr>
-      <w:tr>
-        <w:tc>
-          <w:tcPr>
-            <w:tcW w:type="dxa" w:w="787"/>
-          </w:tcPr>
-          <w:p>
-            <w:pPr>
-              <w:spacing w:after="0" w:line="264" w:lineRule="auto"/>
-            </w:pPr>
-            <w:r>
-              <w:rPr>
-                <w:rFonts w:ascii="Times New Roman" w:hAnsi="Times New Roman" w:eastAsia="Times New Roman"/>
-                <w:b w:val="0"/>
-                <w:i w:val="0"/>
-                <w:sz w:val="24"/>
-              </w:rPr>
-              <w:t>M14</w:t>
-            </w:r>
-          </w:p>
-        </w:tc>
-        <w:tc>
-          <w:tcPr>
-            <w:tcW w:type="dxa" w:w="1923"/>
-          </w:tcPr>
-          <w:p>
-            <w:pPr>
-              <w:spacing w:after="0" w:line="264" w:lineRule="auto"/>
-            </w:pPr>
-            <w:r>
-              <w:rPr>
-                <w:rFonts w:ascii="Times New Roman" w:hAnsi="Times New Roman" w:eastAsia="Times New Roman"/>
-                <w:b w:val="0"/>
-                <w:i w:val="0"/>
-                <w:sz w:val="24"/>
-              </w:rPr>
-              <w:t>Admin Panel</w:t>
-            </w:r>
-          </w:p>
-        </w:tc>
-        <w:tc>
-          <w:tcPr>
-            <w:tcW w:type="dxa" w:w="5596"/>
-          </w:tcPr>
-          <w:p>
-            <w:pPr>
-              <w:spacing w:after="0" w:line="264" w:lineRule="auto"/>
-            </w:pPr>
-            <w:r>
-              <w:rPr>
-                <w:rFonts w:ascii="Times New Roman" w:hAnsi="Times New Roman" w:eastAsia="Times New Roman"/>
-                <w:b w:val="0"/>
-                <w:i w:val="0"/>
-                <w:sz w:val="24"/>
-              </w:rPr>
-              <w:t>Gives administrators user management (create, reset password, disable and delete users), the status of the GPU server, which credentials are configured (shown as set or not set, never their values), the system limits (upload size, flows per session, sessions per hour) and the model catalogue.</w:t>
-            </w:r>
-          </w:p>
-        </w:tc>
-      </w:tr>
-      <w:tr>
-        <w:tc>
-          <w:tcPr>
-            <w:tcW w:type="dxa" w:w="787"/>
-          </w:tcPr>
-          <w:p>
-            <w:pPr>
-              <w:spacing w:after="0" w:line="264" w:lineRule="auto"/>
-            </w:pPr>
-            <w:r>
-              <w:rPr>
-                <w:rFonts w:ascii="Times New Roman" w:hAnsi="Times New Roman" w:eastAsia="Times New Roman"/>
-                <w:b w:val="0"/>
-                <w:i w:val="0"/>
-                <w:sz w:val="24"/>
-              </w:rPr>
-              <w:t>M15</w:t>
-            </w:r>
-          </w:p>
-        </w:tc>
-        <w:tc>
-          <w:tcPr>
-            <w:tcW w:type="dxa" w:w="1923"/>
-          </w:tcPr>
-          <w:p>
-            <w:pPr>
-              <w:spacing w:after="0" w:line="264" w:lineRule="auto"/>
-            </w:pPr>
-            <w:r>
-              <w:rPr>
-                <w:rFonts w:ascii="Times New Roman" w:hAnsi="Times New Roman" w:eastAsia="Times New Roman"/>
-                <w:b w:val="0"/>
-                <w:i w:val="0"/>
-                <w:sz w:val="24"/>
-              </w:rPr>
-              <w:t>Help Centre</w:t>
-            </w:r>
-          </w:p>
-        </w:tc>
-        <w:tc>
-          <w:tcPr>
-            <w:tcW w:type="dxa" w:w="5596"/>
-          </w:tcPr>
-          <w:p>
-            <w:pPr>
-              <w:spacing w:after="0" w:line="264" w:lineRule="auto"/>
-            </w:pPr>
-            <w:r>
-              <w:rPr>
-                <w:rFonts w:ascii="Times New Roman" w:hAnsi="Times New Roman" w:eastAsia="Times New Roman"/>
-                <w:b w:val="0"/>
-                <w:i w:val="0"/>
-                <w:sz w:val="24"/>
-              </w:rPr>
-              <w:t>Explains how to run a benchmark, how to read a session, what each results tab answers, how Sessions, Compare and Leaderboard differ, the key terms and common questions.</w:t>
+              <w:t>U07</w:t>
+            </w:r>
+          </w:p>
+        </w:tc>
+        <w:tc>
+          <w:tcPr>
+            <w:tcW w:type="dxa" w:w="2098"/>
+          </w:tcPr>
+          <w:p>
+            <w:pPr>
+              <w:spacing w:after="0" w:line="264" w:lineRule="auto"/>
+            </w:pPr>
+            <w:r>
+              <w:rPr>
+                <w:rFonts w:ascii="Times New Roman" w:hAnsi="Times New Roman" w:eastAsia="Times New Roman"/>
+                <w:b w:val="0"/>
+                <w:i w:val="0"/>
+                <w:sz w:val="24"/>
+              </w:rPr>
+              <w:t>Telegram Notification Dispatcher</w:t>
+            </w:r>
+          </w:p>
+        </w:tc>
+        <w:tc>
+          <w:tcPr>
+            <w:tcW w:type="dxa" w:w="5421"/>
+          </w:tcPr>
+          <w:p>
+            <w:pPr>
+              <w:spacing w:after="0" w:line="264" w:lineRule="auto"/>
+            </w:pPr>
+            <w:r>
+              <w:rPr>
+                <w:rFonts w:ascii="Times New Roman" w:hAnsi="Times New Roman" w:eastAsia="Times New Roman"/>
+                <w:b w:val="0"/>
+                <w:i w:val="0"/>
+                <w:sz w:val="24"/>
+              </w:rPr>
+              <w:t>Sends an automated summary containing the session status and the more resource-efficient model to the user’s Telegram account via the Telegram Bot API.</w:t>
             </w:r>
           </w:p>
         </w:tc>
@@ -1013,7 +541,7 @@
           <w:i w:val="0"/>
           <w:sz w:val="24"/>
         </w:rPr>
-        <w:t>Table 3.28: Backend Automation Modules</w:t>
+        <w:t>Table 3.28: Data Ingestion &amp; Preparation Pipeline Module</w:t>
       </w:r>
     </w:p>
     <w:tbl>
@@ -1033,8 +561,8 @@
       </w:tblPr>
       <w:tblGrid>
         <w:gridCol w:w="787"/>
-        <w:gridCol w:w="1923"/>
-        <w:gridCol w:w="5596"/>
+        <w:gridCol w:w="2098"/>
+        <w:gridCol w:w="5421"/>
       </w:tblGrid>
       <w:tr>
         <w:trPr>
@@ -1062,7 +590,7 @@
         </w:tc>
         <w:tc>
           <w:tcPr>
-            <w:tcW w:type="dxa" w:w="1923"/>
+            <w:tcW w:type="dxa" w:w="2098"/>
             <w:shd w:val="clear" w:color="auto" w:fill="D9D9D9"/>
           </w:tcPr>
           <w:p>
@@ -1082,7 +610,7 @@
         </w:tc>
         <w:tc>
           <w:tcPr>
-            <w:tcW w:type="dxa" w:w="5596"/>
+            <w:tcW w:type="dxa" w:w="5421"/>
             <w:shd w:val="clear" w:color="auto" w:fill="D9D9D9"/>
           </w:tcPr>
           <w:p>
@@ -1117,45 +645,45 @@
                 <w:i w:val="0"/>
                 <w:sz w:val="24"/>
               </w:rPr>
-              <w:t>A01</w:t>
-            </w:r>
-          </w:p>
-        </w:tc>
-        <w:tc>
-          <w:tcPr>
-            <w:tcW w:type="dxa" w:w="1923"/>
-          </w:tcPr>
-          <w:p>
-            <w:pPr>
-              <w:spacing w:after="0" w:line="264" w:lineRule="auto"/>
-            </w:pPr>
-            <w:r>
-              <w:rPr>
-                <w:rFonts w:ascii="Times New Roman" w:hAnsi="Times New Roman" w:eastAsia="Times New Roman"/>
-                <w:b w:val="0"/>
-                <w:i w:val="0"/>
-                <w:sz w:val="24"/>
-              </w:rPr>
-              <w:t>Control Plane API</w:t>
-            </w:r>
-          </w:p>
-        </w:tc>
-        <w:tc>
-          <w:tcPr>
-            <w:tcW w:type="dxa" w:w="5596"/>
-          </w:tcPr>
-          <w:p>
-            <w:pPr>
-              <w:spacing w:after="0" w:line="264" w:lineRule="auto"/>
-            </w:pPr>
-            <w:r>
-              <w:rPr>
-                <w:rFonts w:ascii="Times New Roman" w:hAnsi="Times New Roman" w:eastAsia="Times New Roman"/>
-                <w:b w:val="0"/>
-                <w:i w:val="0"/>
-                <w:sz w:val="24"/>
-              </w:rPr>
-              <w:t>A Supabase Edge Function (TypeScript on Deno) that handles login, accounts, settings, run authorisation and the storage and retrieval of sessions. It is always online, so past results stay available when the GPU server is switched off.</w:t>
+              <w:t>D01</w:t>
+            </w:r>
+          </w:p>
+        </w:tc>
+        <w:tc>
+          <w:tcPr>
+            <w:tcW w:type="dxa" w:w="2098"/>
+          </w:tcPr>
+          <w:p>
+            <w:pPr>
+              <w:spacing w:after="0" w:line="264" w:lineRule="auto"/>
+            </w:pPr>
+            <w:r>
+              <w:rPr>
+                <w:rFonts w:ascii="Times New Roman" w:hAnsi="Times New Roman" w:eastAsia="Times New Roman"/>
+                <w:b w:val="0"/>
+                <w:i w:val="0"/>
+                <w:sz w:val="24"/>
+              </w:rPr>
+              <w:t>Dataset Ingestion Handler</w:t>
+            </w:r>
+          </w:p>
+        </w:tc>
+        <w:tc>
+          <w:tcPr>
+            <w:tcW w:type="dxa" w:w="5421"/>
+          </w:tcPr>
+          <w:p>
+            <w:pPr>
+              <w:spacing w:after="0" w:line="264" w:lineRule="auto"/>
+            </w:pPr>
+            <w:r>
+              <w:rPr>
+                <w:rFonts w:ascii="Times New Roman" w:hAnsi="Times New Roman" w:eastAsia="Times New Roman"/>
+                <w:b w:val="0"/>
+                <w:i w:val="0"/>
+                <w:sz w:val="24"/>
+              </w:rPr>
+              <w:t>Accepts network security datasets as CSV files or PCAP packet captures, either uploaded or imported from an HTTPS URL. The URL import refuses private, local and non-HTTPS addresses.</w:t>
             </w:r>
           </w:p>
         </w:tc>
@@ -1176,45 +704,45 @@
                 <w:i w:val="0"/>
                 <w:sz w:val="24"/>
               </w:rPr>
-              <w:t>A02</w:t>
-            </w:r>
-          </w:p>
-        </w:tc>
-        <w:tc>
-          <w:tcPr>
-            <w:tcW w:type="dxa" w:w="1923"/>
-          </w:tcPr>
-          <w:p>
-            <w:pPr>
-              <w:spacing w:after="0" w:line="264" w:lineRule="auto"/>
-            </w:pPr>
-            <w:r>
-              <w:rPr>
-                <w:rFonts w:ascii="Times New Roman" w:hAnsi="Times New Roman" w:eastAsia="Times New Roman"/>
-                <w:b w:val="0"/>
-                <w:i w:val="0"/>
-                <w:sz w:val="24"/>
-              </w:rPr>
-              <w:t>Database &amp; File Storage</w:t>
-            </w:r>
-          </w:p>
-        </w:tc>
-        <w:tc>
-          <w:tcPr>
-            <w:tcW w:type="dxa" w:w="5596"/>
-          </w:tcPr>
-          <w:p>
-            <w:pPr>
-              <w:spacing w:after="0" w:line="264" w:lineRule="auto"/>
-            </w:pPr>
-            <w:r>
-              <w:rPr>
-                <w:rFonts w:ascii="Times New Roman" w:hAnsi="Times New Roman" w:eastAsia="Times New Roman"/>
-                <w:b w:val="0"/>
-                <w:i w:val="0"/>
-                <w:sz w:val="24"/>
-              </w:rPr>
-              <w:t>Stores users, sessions, scores and analyses in Supabase PostgreSQL, and PDF reports, prepared sets and large result files in a private Supabase Storage bucket.</w:t>
+              <w:t>D02</w:t>
+            </w:r>
+          </w:p>
+        </w:tc>
+        <w:tc>
+          <w:tcPr>
+            <w:tcW w:type="dxa" w:w="2098"/>
+          </w:tcPr>
+          <w:p>
+            <w:pPr>
+              <w:spacing w:after="0" w:line="264" w:lineRule="auto"/>
+            </w:pPr>
+            <w:r>
+              <w:rPr>
+                <w:rFonts w:ascii="Times New Roman" w:hAnsi="Times New Roman" w:eastAsia="Times New Roman"/>
+                <w:b w:val="0"/>
+                <w:i w:val="0"/>
+                <w:sz w:val="24"/>
+              </w:rPr>
+              <w:t>Browser Preparation Engine</w:t>
+            </w:r>
+          </w:p>
+        </w:tc>
+        <w:tc>
+          <w:tcPr>
+            <w:tcW w:type="dxa" w:w="5421"/>
+          </w:tcPr>
+          <w:p>
+            <w:pPr>
+              <w:spacing w:after="0" w:line="264" w:lineRule="auto"/>
+            </w:pPr>
+            <w:r>
+              <w:rPr>
+                <w:rFonts w:ascii="Times New Roman" w:hAnsi="Times New Roman" w:eastAsia="Times New Roman"/>
+                <w:b w:val="0"/>
+                <w:i w:val="0"/>
+                <w:sz w:val="24"/>
+              </w:rPr>
+              <w:t>Runs the same Python preparation code in the user’s web browser using Pyodide in a Web Worker, so datasets can be prepared on the user’s computer while the GPU server is busy benchmarking.</w:t>
             </w:r>
           </w:p>
         </w:tc>
@@ -1235,45 +763,45 @@
                 <w:i w:val="0"/>
                 <w:sz w:val="24"/>
               </w:rPr>
-              <w:t>A03</w:t>
-            </w:r>
-          </w:p>
-        </w:tc>
-        <w:tc>
-          <w:tcPr>
-            <w:tcW w:type="dxa" w:w="1923"/>
-          </w:tcPr>
-          <w:p>
-            <w:pPr>
-              <w:spacing w:after="0" w:line="264" w:lineRule="auto"/>
-            </w:pPr>
-            <w:r>
-              <w:rPr>
-                <w:rFonts w:ascii="Times New Roman" w:hAnsi="Times New Roman" w:eastAsia="Times New Roman"/>
-                <w:b w:val="0"/>
-                <w:i w:val="0"/>
-                <w:sz w:val="24"/>
-              </w:rPr>
-              <w:t>GPU Server Registration &amp; Secure Tunnel</w:t>
-            </w:r>
-          </w:p>
-        </w:tc>
-        <w:tc>
-          <w:tcPr>
-            <w:tcW w:type="dxa" w:w="5596"/>
-          </w:tcPr>
-          <w:p>
-            <w:pPr>
-              <w:spacing w:after="0" w:line="264" w:lineRule="auto"/>
-            </w:pPr>
-            <w:r>
-              <w:rPr>
-                <w:rFonts w:ascii="Times New Roman" w:hAnsi="Times New Roman" w:eastAsia="Times New Roman"/>
-                <w:b w:val="0"/>
-                <w:i w:val="0"/>
-                <w:sz w:val="24"/>
-              </w:rPr>
-              <w:t>Connects the rented GPU server to the web application through a Cloudflare Tunnel (HTTPS without open ports). The server registers with the control plane at start-up and sends a heartbeat every minute, so the web application can show whether the GPU is online.</w:t>
+              <w:t>D03</w:t>
+            </w:r>
+          </w:p>
+        </w:tc>
+        <w:tc>
+          <w:tcPr>
+            <w:tcW w:type="dxa" w:w="2098"/>
+          </w:tcPr>
+          <w:p>
+            <w:pPr>
+              <w:spacing w:after="0" w:line="264" w:lineRule="auto"/>
+            </w:pPr>
+            <w:r>
+              <w:rPr>
+                <w:rFonts w:ascii="Times New Roman" w:hAnsi="Times New Roman" w:eastAsia="Times New Roman"/>
+                <w:b w:val="0"/>
+                <w:i w:val="0"/>
+                <w:sz w:val="24"/>
+              </w:rPr>
+              <w:t>PCAP-to-Flow Converter</w:t>
+            </w:r>
+          </w:p>
+        </w:tc>
+        <w:tc>
+          <w:tcPr>
+            <w:tcW w:type="dxa" w:w="5421"/>
+          </w:tcPr>
+          <w:p>
+            <w:pPr>
+              <w:spacing w:after="0" w:line="264" w:lineRule="auto"/>
+            </w:pPr>
+            <w:r>
+              <w:rPr>
+                <w:rFonts w:ascii="Times New Roman" w:hAnsi="Times New Roman" w:eastAsia="Times New Roman"/>
+                <w:b w:val="0"/>
+                <w:i w:val="0"/>
+                <w:sz w:val="24"/>
+              </w:rPr>
+              <w:t>Samples large captures by time window and converts packets into network flows with CICFlowMeter, producing the standard set of 78 flow features.</w:t>
             </w:r>
           </w:p>
         </w:tc>
@@ -1294,45 +822,45 @@
                 <w:i w:val="0"/>
                 <w:sz w:val="24"/>
               </w:rPr>
-              <w:t>A04</w:t>
-            </w:r>
-          </w:p>
-        </w:tc>
-        <w:tc>
-          <w:tcPr>
-            <w:tcW w:type="dxa" w:w="1923"/>
-          </w:tcPr>
-          <w:p>
-            <w:pPr>
-              <w:spacing w:after="0" w:line="264" w:lineRule="auto"/>
-            </w:pPr>
-            <w:r>
-              <w:rPr>
-                <w:rFonts w:ascii="Times New Roman" w:hAnsi="Times New Roman" w:eastAsia="Times New Roman"/>
-                <w:b w:val="0"/>
-                <w:i w:val="0"/>
-                <w:sz w:val="24"/>
-              </w:rPr>
-              <w:t>Run Authorisation &amp; Limits</w:t>
-            </w:r>
-          </w:p>
-        </w:tc>
-        <w:tc>
-          <w:tcPr>
-            <w:tcW w:type="dxa" w:w="5596"/>
-          </w:tcPr>
-          <w:p>
-            <w:pPr>
-              <w:spacing w:after="0" w:line="264" w:lineRule="auto"/>
-            </w:pPr>
-            <w:r>
-              <w:rPr>
-                <w:rFonts w:ascii="Times New Roman" w:hAnsi="Times New Roman" w:eastAsia="Times New Roman"/>
-                <w:b w:val="0"/>
-                <w:i w:val="0"/>
-                <w:sz w:val="24"/>
-              </w:rPr>
-              <w:t>Issues a short-lived, signed run token for each benchmark after checking the user's permissions and the sessions-per-hour limit. The GPU server rejects any request without a valid token.</w:t>
+              <w:t>D04</w:t>
+            </w:r>
+          </w:p>
+        </w:tc>
+        <w:tc>
+          <w:tcPr>
+            <w:tcW w:type="dxa" w:w="2098"/>
+          </w:tcPr>
+          <w:p>
+            <w:pPr>
+              <w:spacing w:after="0" w:line="264" w:lineRule="auto"/>
+            </w:pPr>
+            <w:r>
+              <w:rPr>
+                <w:rFonts w:ascii="Times New Roman" w:hAnsi="Times New Roman" w:eastAsia="Times New Roman"/>
+                <w:b w:val="0"/>
+                <w:i w:val="0"/>
+                <w:sz w:val="24"/>
+              </w:rPr>
+              <w:t>Label Detection &amp; Isolation</w:t>
+            </w:r>
+          </w:p>
+        </w:tc>
+        <w:tc>
+          <w:tcPr>
+            <w:tcW w:type="dxa" w:w="5421"/>
+          </w:tcPr>
+          <w:p>
+            <w:pPr>
+              <w:spacing w:after="0" w:line="264" w:lineRule="auto"/>
+            </w:pPr>
+            <w:r>
+              <w:rPr>
+                <w:rFonts w:ascii="Times New Roman" w:hAnsi="Times New Roman" w:eastAsia="Times New Roman"/>
+                <w:b w:val="0"/>
+                <w:i w:val="0"/>
+                <w:sz w:val="24"/>
+              </w:rPr>
+              <w:t>Automatically identifies the ground-truth label column from known column names and stores the labels in a separate file, so they are used only for scoring and never shown to the language models.</w:t>
             </w:r>
           </w:p>
         </w:tc>
@@ -1353,45 +881,45 @@
                 <w:i w:val="0"/>
                 <w:sz w:val="24"/>
               </w:rPr>
-              <w:t>A05</w:t>
-            </w:r>
-          </w:p>
-        </w:tc>
-        <w:tc>
-          <w:tcPr>
-            <w:tcW w:type="dxa" w:w="1923"/>
-          </w:tcPr>
-          <w:p>
-            <w:pPr>
-              <w:spacing w:after="0" w:line="264" w:lineRule="auto"/>
-            </w:pPr>
-            <w:r>
-              <w:rPr>
-                <w:rFonts w:ascii="Times New Roman" w:hAnsi="Times New Roman" w:eastAsia="Times New Roman"/>
-                <w:b w:val="0"/>
-                <w:i w:val="0"/>
-                <w:sz w:val="24"/>
-              </w:rPr>
-              <w:t>Data Preparation Engine</w:t>
-            </w:r>
-          </w:p>
-        </w:tc>
-        <w:tc>
-          <w:tcPr>
-            <w:tcW w:type="dxa" w:w="5596"/>
-          </w:tcPr>
-          <w:p>
-            <w:pPr>
-              <w:spacing w:after="0" w:line="264" w:lineRule="auto"/>
-            </w:pPr>
-            <w:r>
-              <w:rPr>
-                <w:rFonts w:ascii="Times New Roman" w:hAnsi="Times New Roman" w:eastAsia="Times New Roman"/>
-                <w:b w:val="0"/>
-                <w:i w:val="0"/>
-                <w:sz w:val="24"/>
-              </w:rPr>
-              <w:t>Runs the same Python preparation code in the browser (Pyodide in a Web Worker) or on the GPU server: CSV and PCAP validation, packet-to-flow conversion with CICFlowMeter, label detection and isolation, rule-based flow sampling and SHA-256 hashing. URL imports refuse private, local and non-HTTPS addresses.</w:t>
+              <w:t>D05</w:t>
+            </w:r>
+          </w:p>
+        </w:tc>
+        <w:tc>
+          <w:tcPr>
+            <w:tcW w:type="dxa" w:w="2098"/>
+          </w:tcPr>
+          <w:p>
+            <w:pPr>
+              <w:spacing w:after="0" w:line="264" w:lineRule="auto"/>
+            </w:pPr>
+            <w:r>
+              <w:rPr>
+                <w:rFonts w:ascii="Times New Roman" w:hAnsi="Times New Roman" w:eastAsia="Times New Roman"/>
+                <w:b w:val="0"/>
+                <w:i w:val="0"/>
+                <w:sz w:val="24"/>
+              </w:rPr>
+              <w:t>Rule-Based Flow Selection &amp; Sampling</w:t>
+            </w:r>
+          </w:p>
+        </w:tc>
+        <w:tc>
+          <w:tcPr>
+            <w:tcW w:type="dxa" w:w="5421"/>
+          </w:tcPr>
+          <w:p>
+            <w:pPr>
+              <w:spacing w:after="0" w:line="264" w:lineRule="auto"/>
+            </w:pPr>
+            <w:r>
+              <w:rPr>
+                <w:rFonts w:ascii="Times New Roman" w:hAnsi="Times New Roman" w:eastAsia="Times New Roman"/>
+                <w:b w:val="0"/>
+                <w:i w:val="0"/>
+                <w:sz w:val="24"/>
+              </w:rPr>
+              <w:t>Selects a bounded, representative subset of flows using rules based only on statistical flow properties (duration, volume, protocol and port), without making any threat judgement.</w:t>
             </w:r>
           </w:p>
         </w:tc>
@@ -1412,45 +940,146 @@
                 <w:i w:val="0"/>
                 <w:sz w:val="24"/>
               </w:rPr>
-              <w:t>A06</w:t>
-            </w:r>
-          </w:p>
-        </w:tc>
-        <w:tc>
-          <w:tcPr>
-            <w:tcW w:type="dxa" w:w="1923"/>
-          </w:tcPr>
-          <w:p>
-            <w:pPr>
-              <w:spacing w:after="0" w:line="264" w:lineRule="auto"/>
-            </w:pPr>
-            <w:r>
-              <w:rPr>
-                <w:rFonts w:ascii="Times New Roman" w:hAnsi="Times New Roman" w:eastAsia="Times New Roman"/>
-                <w:b w:val="0"/>
-                <w:i w:val="0"/>
-                <w:sz w:val="24"/>
-              </w:rPr>
-              <w:t>Model Worker &amp; 4-bit Loader</w:t>
-            </w:r>
-          </w:p>
-        </w:tc>
-        <w:tc>
-          <w:tcPr>
-            <w:tcW w:type="dxa" w:w="5596"/>
-          </w:tcPr>
-          <w:p>
-            <w:pPr>
-              <w:spacing w:after="0" w:line="264" w:lineRule="auto"/>
-            </w:pPr>
-            <w:r>
-              <w:rPr>
-                <w:rFonts w:ascii="Times New Roman" w:hAnsi="Times New Roman" w:eastAsia="Times New Roman"/>
-                <w:b w:val="0"/>
-                <w:i w:val="0"/>
-                <w:sz w:val="24"/>
-              </w:rPr>
-              <w:t>Starts a separate worker process for each model, downloads the model from the Hugging Face Hub when it is not cached, loads it in 4-bit NF4 with Transformers and bitsandbytes, and frees the GPU memory when the model is finished.</w:t>
+              <w:t>D06</w:t>
+            </w:r>
+          </w:p>
+        </w:tc>
+        <w:tc>
+          <w:tcPr>
+            <w:tcW w:type="dxa" w:w="2098"/>
+          </w:tcPr>
+          <w:p>
+            <w:pPr>
+              <w:spacing w:after="0" w:line="264" w:lineRule="auto"/>
+            </w:pPr>
+            <w:r>
+              <w:rPr>
+                <w:rFonts w:ascii="Times New Roman" w:hAnsi="Times New Roman" w:eastAsia="Times New Roman"/>
+                <w:b w:val="0"/>
+                <w:i w:val="0"/>
+                <w:sz w:val="24"/>
+              </w:rPr>
+              <w:t>Prepared-Set Integrity Hashing</w:t>
+            </w:r>
+          </w:p>
+        </w:tc>
+        <w:tc>
+          <w:tcPr>
+            <w:tcW w:type="dxa" w:w="5421"/>
+          </w:tcPr>
+          <w:p>
+            <w:pPr>
+              <w:spacing w:after="0" w:line="264" w:lineRule="auto"/>
+            </w:pPr>
+            <w:r>
+              <w:rPr>
+                <w:rFonts w:ascii="Times New Roman" w:hAnsi="Times New Roman" w:eastAsia="Times New Roman"/>
+                <w:b w:val="0"/>
+                <w:i w:val="0"/>
+                <w:sz w:val="24"/>
+              </w:rPr>
+              <w:t>Records a SHA-256 hash of the prepared dataset and verifies it when the set is imported, ensuring that models compared on the same data are compared fairly.</w:t>
+            </w:r>
+          </w:p>
+        </w:tc>
+      </w:tr>
+    </w:tbl>
+    <w:p/>
+    <w:p>
+      <w:pPr>
+        <w:spacing w:after="80"/>
+      </w:pPr>
+      <w:r>
+        <w:rPr>
+          <w:rFonts w:ascii="Times New Roman" w:hAnsi="Times New Roman" w:eastAsia="Times New Roman"/>
+          <w:b/>
+          <w:i w:val="0"/>
+          <w:sz w:val="24"/>
+        </w:rPr>
+        <w:t>Table 3.29: LLM Orchestration &amp; Agentic Inference Engine Module</w:t>
+      </w:r>
+    </w:p>
+    <w:tbl>
+      <w:tblPr>
+        <w:tblLayout w:type="fixed"/>
+        <w:tblLook w:firstColumn="1" w:firstRow="1" w:lastColumn="0" w:lastRow="0" w:noHBand="0" w:noVBand="1" w:val="04A0"/>
+        <w:tblBorders>
+          <w:top w:val="single" w:sz="4" w:space="0" w:color="000000"/>
+          <w:left w:val="single" w:sz="4" w:space="0" w:color="000000"/>
+          <w:bottom w:val="single" w:sz="4" w:space="0" w:color="000000"/>
+          <w:right w:val="single" w:sz="4" w:space="0" w:color="000000"/>
+          <w:insideH w:val="single" w:sz="4" w:space="0" w:color="000000"/>
+          <w:insideV w:val="single" w:sz="4" w:space="0" w:color="000000"/>
+        </w:tblBorders>
+        <w:tblLayout w:type="fixed"/>
+        <w:tblW w:w="8306" w:type="dxa"/>
+      </w:tblPr>
+      <w:tblGrid>
+        <w:gridCol w:w="787"/>
+        <w:gridCol w:w="2098"/>
+        <w:gridCol w:w="5421"/>
+      </w:tblGrid>
+      <w:tr>
+        <w:trPr>
+          <w:tblHeader w:val="true"/>
+        </w:trPr>
+        <w:tc>
+          <w:tcPr>
+            <w:tcW w:type="dxa" w:w="787"/>
+            <w:shd w:val="clear" w:color="auto" w:fill="D9D9D9"/>
+          </w:tcPr>
+          <w:p>
+            <w:pPr>
+              <w:spacing w:after="0" w:line="264" w:lineRule="auto"/>
+            </w:pPr>
+            <w:r>
+              <w:rPr>
+                <w:rFonts w:ascii="Times New Roman" w:hAnsi="Times New Roman" w:eastAsia="Times New Roman"/>
+                <w:b/>
+                <w:i w:val="0"/>
+                <w:sz w:val="24"/>
+              </w:rPr>
+              <w:t>No.</w:t>
+            </w:r>
+          </w:p>
+        </w:tc>
+        <w:tc>
+          <w:tcPr>
+            <w:tcW w:type="dxa" w:w="2098"/>
+            <w:shd w:val="clear" w:color="auto" w:fill="D9D9D9"/>
+          </w:tcPr>
+          <w:p>
+            <w:pPr>
+              <w:spacing w:after="0" w:line="264" w:lineRule="auto"/>
+            </w:pPr>
+            <w:r>
+              <w:rPr>
+                <w:rFonts w:ascii="Times New Roman" w:hAnsi="Times New Roman" w:eastAsia="Times New Roman"/>
+                <w:b/>
+                <w:i w:val="0"/>
+                <w:sz w:val="24"/>
+              </w:rPr>
+              <w:t>Module</w:t>
+            </w:r>
+          </w:p>
+        </w:tc>
+        <w:tc>
+          <w:tcPr>
+            <w:tcW w:type="dxa" w:w="5421"/>
+            <w:shd w:val="clear" w:color="auto" w:fill="D9D9D9"/>
+          </w:tcPr>
+          <w:p>
+            <w:pPr>
+              <w:spacing w:after="0" w:line="264" w:lineRule="auto"/>
+            </w:pPr>
+            <w:r>
+              <w:rPr>
+                <w:rFonts w:ascii="Times New Roman" w:hAnsi="Times New Roman" w:eastAsia="Times New Roman"/>
+                <w:b/>
+                <w:i w:val="0"/>
+                <w:sz w:val="24"/>
+              </w:rPr>
+              <w:t>Description</w:t>
             </w:r>
           </w:p>
         </w:tc>
@@ -1471,45 +1100,45 @@
                 <w:i w:val="0"/>
                 <w:sz w:val="24"/>
               </w:rPr>
-              <w:t>A07</w:t>
-            </w:r>
-          </w:p>
-        </w:tc>
-        <w:tc>
-          <w:tcPr>
-            <w:tcW w:type="dxa" w:w="1923"/>
-          </w:tcPr>
-          <w:p>
-            <w:pPr>
-              <w:spacing w:after="0" w:line="264" w:lineRule="auto"/>
-            </w:pPr>
-            <w:r>
-              <w:rPr>
-                <w:rFonts w:ascii="Times New Roman" w:hAnsi="Times New Roman" w:eastAsia="Times New Roman"/>
-                <w:b w:val="0"/>
-                <w:i w:val="0"/>
-                <w:sz w:val="24"/>
-              </w:rPr>
-              <w:t>Agent Pipeline &amp; Instrumentation</w:t>
-            </w:r>
-          </w:p>
-        </w:tc>
-        <w:tc>
-          <w:tcPr>
-            <w:tcW w:type="dxa" w:w="5596"/>
-          </w:tcPr>
-          <w:p>
-            <w:pPr>
-              <w:spacing w:after="0" w:line="264" w:lineRule="auto"/>
-            </w:pPr>
-            <w:r>
-              <w:rPr>
-                <w:rFonts w:ascii="Times New Roman" w:hAnsi="Times New Roman" w:eastAsia="Times New Roman"/>
-                <w:b w:val="0"/>
-                <w:i w:val="0"/>
-                <w:sz w:val="24"/>
-              </w:rPr>
-              <w:t>Runs each flow through the LangGraph agent pipeline and records the wall time, time to first token, GPU memory and input and output tokens around every agent call. Results are written to a temporary SQLite run database so an interrupted run can resume.</w:t>
+              <w:t>L01</w:t>
+            </w:r>
+          </w:p>
+        </w:tc>
+        <w:tc>
+          <w:tcPr>
+            <w:tcW w:type="dxa" w:w="2098"/>
+          </w:tcPr>
+          <w:p>
+            <w:pPr>
+              <w:spacing w:after="0" w:line="264" w:lineRule="auto"/>
+            </w:pPr>
+            <w:r>
+              <w:rPr>
+                <w:rFonts w:ascii="Times New Roman" w:hAnsi="Times New Roman" w:eastAsia="Times New Roman"/>
+                <w:b w:val="0"/>
+                <w:i w:val="0"/>
+                <w:sz w:val="24"/>
+              </w:rPr>
+              <w:t>Model Catalogue &amp; Suitability Check</w:t>
+            </w:r>
+          </w:p>
+        </w:tc>
+        <w:tc>
+          <w:tcPr>
+            <w:tcW w:type="dxa" w:w="5421"/>
+          </w:tcPr>
+          <w:p>
+            <w:pPr>
+              <w:spacing w:after="0" w:line="264" w:lineRule="auto"/>
+            </w:pPr>
+            <w:r>
+              <w:rPr>
+                <w:rFonts w:ascii="Times New Roman" w:hAnsi="Times New Roman" w:eastAsia="Times New Roman"/>
+                <w:b w:val="0"/>
+                <w:i w:val="0"/>
+                <w:sz w:val="24"/>
+              </w:rPr>
+              <w:t>Lists the open-source models available for benchmarking and checks with a rule base that each one can be loaded from its original weights in 4-bit NF4 quantisation on the available GPU.</w:t>
             </w:r>
           </w:p>
         </w:tc>
@@ -1530,45 +1159,45 @@
                 <w:i w:val="0"/>
                 <w:sz w:val="24"/>
               </w:rPr>
-              <w:t>A08</w:t>
-            </w:r>
-          </w:p>
-        </w:tc>
-        <w:tc>
-          <w:tcPr>
-            <w:tcW w:type="dxa" w:w="1923"/>
-          </w:tcPr>
-          <w:p>
-            <w:pPr>
-              <w:spacing w:after="0" w:line="264" w:lineRule="auto"/>
-            </w:pPr>
-            <w:r>
-              <w:rPr>
-                <w:rFonts w:ascii="Times New Roman" w:hAnsi="Times New Roman" w:eastAsia="Times New Roman"/>
-                <w:b w:val="0"/>
-                <w:i w:val="0"/>
-                <w:sz w:val="24"/>
-              </w:rPr>
-              <w:t>GPU Power &amp; Telemetry Sampler</w:t>
-            </w:r>
-          </w:p>
-        </w:tc>
-        <w:tc>
-          <w:tcPr>
-            <w:tcW w:type="dxa" w:w="5596"/>
-          </w:tcPr>
-          <w:p>
-            <w:pPr>
-              <w:spacing w:after="0" w:line="264" w:lineRule="auto"/>
-            </w:pPr>
-            <w:r>
-              <w:rPr>
-                <w:rFonts w:ascii="Times New Roman" w:hAnsi="Times New Roman" w:eastAsia="Times New Roman"/>
-                <w:b w:val="0"/>
-                <w:i w:val="0"/>
-                <w:sz w:val="24"/>
-              </w:rPr>
-              <w:t>Reads GPU board power, memory and utilisation through NVML on a separate thread, measures idle power before each model, and writes progress events between timed calls so that telemetry never changes a measurement.</w:t>
+              <w:t>L02</w:t>
+            </w:r>
+          </w:p>
+        </w:tc>
+        <w:tc>
+          <w:tcPr>
+            <w:tcW w:type="dxa" w:w="2098"/>
+          </w:tcPr>
+          <w:p>
+            <w:pPr>
+              <w:spacing w:after="0" w:line="264" w:lineRule="auto"/>
+            </w:pPr>
+            <w:r>
+              <w:rPr>
+                <w:rFonts w:ascii="Times New Roman" w:hAnsi="Times New Roman" w:eastAsia="Times New Roman"/>
+                <w:b w:val="0"/>
+                <w:i w:val="0"/>
+                <w:sz w:val="24"/>
+              </w:rPr>
+              <w:t>GPU Job Queue</w:t>
+            </w:r>
+          </w:p>
+        </w:tc>
+        <w:tc>
+          <w:tcPr>
+            <w:tcW w:type="dxa" w:w="5421"/>
+          </w:tcPr>
+          <w:p>
+            <w:pPr>
+              <w:spacing w:after="0" w:line="264" w:lineRule="auto"/>
+            </w:pPr>
+            <w:r>
+              <w:rPr>
+                <w:rFonts w:ascii="Times New Roman" w:hAnsi="Times New Roman" w:eastAsia="Times New Roman"/>
+                <w:b w:val="0"/>
+                <w:i w:val="0"/>
+                <w:sz w:val="24"/>
+              </w:rPr>
+              <w:t>Places benchmark jobs in a first-in, first-out queue so that only one benchmark uses the GPU at a time, keeping measurements free from interference.</w:t>
             </w:r>
           </w:p>
         </w:tc>
@@ -1589,45 +1218,45 @@
                 <w:i w:val="0"/>
                 <w:sz w:val="24"/>
               </w:rPr>
-              <w:t>A09</w:t>
-            </w:r>
-          </w:p>
-        </w:tc>
-        <w:tc>
-          <w:tcPr>
-            <w:tcW w:type="dxa" w:w="1923"/>
-          </w:tcPr>
-          <w:p>
-            <w:pPr>
-              <w:spacing w:after="0" w:line="264" w:lineRule="auto"/>
-            </w:pPr>
-            <w:r>
-              <w:rPr>
-                <w:rFonts w:ascii="Times New Roman" w:hAnsi="Times New Roman" w:eastAsia="Times New Roman"/>
-                <w:b w:val="0"/>
-                <w:i w:val="0"/>
-                <w:sz w:val="24"/>
-              </w:rPr>
-              <w:t>Scoring &amp; Statistical Analysis Engine</w:t>
-            </w:r>
-          </w:p>
-        </w:tc>
-        <w:tc>
-          <w:tcPr>
-            <w:tcW w:type="dxa" w:w="5596"/>
-          </w:tcPr>
-          <w:p>
-            <w:pPr>
-              <w:spacing w:after="0" w:line="264" w:lineRule="auto"/>
-            </w:pPr>
-            <w:r>
-              <w:rPr>
-                <w:rFonts w:ascii="Times New Roman" w:hAnsi="Times New Roman" w:eastAsia="Times New Roman"/>
-                <w:b w:val="0"/>
-                <w:i w:val="0"/>
-                <w:sz w:val="24"/>
-              </w:rPr>
-              <w:t>Calculates accuracy and output reliability, the efficiency-only SAW score and its sensitivity analysis, energy and cost per 1,000 flows (using the live Vast.ai price when available), the user's limit checks, the Kruskal-Wallis test with Dunn-Holm post-hoc comparisons and the paired bootstrap ranking stability, then builds the PDF report.</w:t>
+              <w:t>L03</w:t>
+            </w:r>
+          </w:p>
+        </w:tc>
+        <w:tc>
+          <w:tcPr>
+            <w:tcW w:type="dxa" w:w="2098"/>
+          </w:tcPr>
+          <w:p>
+            <w:pPr>
+              <w:spacing w:after="0" w:line="264" w:lineRule="auto"/>
+            </w:pPr>
+            <w:r>
+              <w:rPr>
+                <w:rFonts w:ascii="Times New Roman" w:hAnsi="Times New Roman" w:eastAsia="Times New Roman"/>
+                <w:b w:val="0"/>
+                <w:i w:val="0"/>
+                <w:sz w:val="24"/>
+              </w:rPr>
+              <w:t>Isolated Model Worker</w:t>
+            </w:r>
+          </w:p>
+        </w:tc>
+        <w:tc>
+          <w:tcPr>
+            <w:tcW w:type="dxa" w:w="5421"/>
+          </w:tcPr>
+          <w:p>
+            <w:pPr>
+              <w:spacing w:after="0" w:line="264" w:lineRule="auto"/>
+            </w:pPr>
+            <w:r>
+              <w:rPr>
+                <w:rFonts w:ascii="Times New Roman" w:hAnsi="Times New Roman" w:eastAsia="Times New Roman"/>
+                <w:b w:val="0"/>
+                <w:i w:val="0"/>
+                <w:sz w:val="24"/>
+              </w:rPr>
+              <w:t>Starts a separate worker process for each model. The worker downloads the model from the Hugging Face Hub, loads it in 4-bit NF4 quantisation with Transformers, and frees the GPU memory when finished.</w:t>
             </w:r>
           </w:p>
         </w:tc>
@@ -1648,45 +1277,45 @@
                 <w:i w:val="0"/>
                 <w:sz w:val="24"/>
               </w:rPr>
-              <w:t>A10</w:t>
-            </w:r>
-          </w:p>
-        </w:tc>
-        <w:tc>
-          <w:tcPr>
-            <w:tcW w:type="dxa" w:w="1923"/>
-          </w:tcPr>
-          <w:p>
-            <w:pPr>
-              <w:spacing w:after="0" w:line="264" w:lineRule="auto"/>
-            </w:pPr>
-            <w:r>
-              <w:rPr>
-                <w:rFonts w:ascii="Times New Roman" w:hAnsi="Times New Roman" w:eastAsia="Times New Roman"/>
-                <w:b w:val="0"/>
-                <w:i w:val="0"/>
-                <w:sz w:val="24"/>
-              </w:rPr>
-              <w:t>Results Upload</w:t>
-            </w:r>
-          </w:p>
-        </w:tc>
-        <w:tc>
-          <w:tcPr>
-            <w:tcW w:type="dxa" w:w="5596"/>
-          </w:tcPr>
-          <w:p>
-            <w:pPr>
-              <w:spacing w:after="0" w:line="264" w:lineRule="auto"/>
-            </w:pPr>
-            <w:r>
-              <w:rPr>
-                <w:rFonts w:ascii="Times New Roman" w:hAnsi="Times New Roman" w:eastAsia="Times New Roman"/>
-                <w:b w:val="0"/>
-                <w:i w:val="0"/>
-                <w:sz w:val="24"/>
-              </w:rPr>
-              <w:t>Uploads the finished session, its summary and its files from the GPU server to the control plane, and retries when the upload fails so no results are lost.</w:t>
+              <w:t>L04</w:t>
+            </w:r>
+          </w:p>
+        </w:tc>
+        <w:tc>
+          <w:tcPr>
+            <w:tcW w:type="dxa" w:w="2098"/>
+          </w:tcPr>
+          <w:p>
+            <w:pPr>
+              <w:spacing w:after="0" w:line="264" w:lineRule="auto"/>
+            </w:pPr>
+            <w:r>
+              <w:rPr>
+                <w:rFonts w:ascii="Times New Roman" w:hAnsi="Times New Roman" w:eastAsia="Times New Roman"/>
+                <w:b w:val="0"/>
+                <w:i w:val="0"/>
+                <w:sz w:val="24"/>
+              </w:rPr>
+              <w:t>Multi-Agent Pipeline</w:t>
+            </w:r>
+          </w:p>
+        </w:tc>
+        <w:tc>
+          <w:tcPr>
+            <w:tcW w:type="dxa" w:w="5421"/>
+          </w:tcPr>
+          <w:p>
+            <w:pPr>
+              <w:spacing w:after="0" w:line="264" w:lineRule="auto"/>
+            </w:pPr>
+            <w:r>
+              <w:rPr>
+                <w:rFonts w:ascii="Times New Roman" w:hAnsi="Times New Roman" w:eastAsia="Times New Roman"/>
+                <w:b w:val="0"/>
+                <w:i w:val="0"/>
+                <w:sz w:val="24"/>
+              </w:rPr>
+              <w:t>Processes each network flow through a LangGraph pipeline of four agents (perceive, reason, decide and act), each making one model call.</w:t>
             </w:r>
           </w:p>
         </w:tc>
@@ -1707,45 +1336,146 @@
                 <w:i w:val="0"/>
                 <w:sz w:val="24"/>
               </w:rPr>
-              <w:t>A11</w:t>
-            </w:r>
-          </w:p>
-        </w:tc>
-        <w:tc>
-          <w:tcPr>
-            <w:tcW w:type="dxa" w:w="1923"/>
-          </w:tcPr>
-          <w:p>
-            <w:pPr>
-              <w:spacing w:after="0" w:line="264" w:lineRule="auto"/>
-            </w:pPr>
-            <w:r>
-              <w:rPr>
-                <w:rFonts w:ascii="Times New Roman" w:hAnsi="Times New Roman" w:eastAsia="Times New Roman"/>
-                <w:b w:val="0"/>
-                <w:i w:val="0"/>
-                <w:sz w:val="24"/>
-              </w:rPr>
-              <w:t>Telegram Notification Dispatcher</w:t>
-            </w:r>
-          </w:p>
-        </w:tc>
-        <w:tc>
-          <w:tcPr>
-            <w:tcW w:type="dxa" w:w="5596"/>
-          </w:tcPr>
-          <w:p>
-            <w:pPr>
-              <w:spacing w:after="0" w:line="264" w:lineRule="auto"/>
-            </w:pPr>
-            <w:r>
-              <w:rPr>
-                <w:rFonts w:ascii="Times New Roman" w:hAnsi="Times New Roman" w:eastAsia="Times New Roman"/>
-                <w:b w:val="0"/>
-                <w:i w:val="0"/>
-                <w:sz w:val="24"/>
-              </w:rPr>
-              <w:t>Sends one summary message to the user's Telegram chat when a session finishes, according to the user's notification setting, and records that it was sent so it is never sent twice.</w:t>
+              <w:t>L05</w:t>
+            </w:r>
+          </w:p>
+        </w:tc>
+        <w:tc>
+          <w:tcPr>
+            <w:tcW w:type="dxa" w:w="2098"/>
+          </w:tcPr>
+          <w:p>
+            <w:pPr>
+              <w:spacing w:after="0" w:line="264" w:lineRule="auto"/>
+            </w:pPr>
+            <w:r>
+              <w:rPr>
+                <w:rFonts w:ascii="Times New Roman" w:hAnsi="Times New Roman" w:eastAsia="Times New Roman"/>
+                <w:b w:val="0"/>
+                <w:i w:val="0"/>
+                <w:sz w:val="24"/>
+              </w:rPr>
+              <w:t>Per-Agent Instrumentation Layer</w:t>
+            </w:r>
+          </w:p>
+        </w:tc>
+        <w:tc>
+          <w:tcPr>
+            <w:tcW w:type="dxa" w:w="5421"/>
+          </w:tcPr>
+          <w:p>
+            <w:pPr>
+              <w:spacing w:after="0" w:line="264" w:lineRule="auto"/>
+            </w:pPr>
+            <w:r>
+              <w:rPr>
+                <w:rFonts w:ascii="Times New Roman" w:hAnsi="Times New Roman" w:eastAsia="Times New Roman"/>
+                <w:b w:val="0"/>
+                <w:i w:val="0"/>
+                <w:sz w:val="24"/>
+              </w:rPr>
+              <w:t>Records the wall time, time to first token, GPU memory and input and output tokens around every agent call. Telemetry events are written outside the timed sections so they never affect the measurements.</w:t>
+            </w:r>
+          </w:p>
+        </w:tc>
+      </w:tr>
+    </w:tbl>
+    <w:p/>
+    <w:p>
+      <w:pPr>
+        <w:spacing w:after="80"/>
+      </w:pPr>
+      <w:r>
+        <w:rPr>
+          <w:rFonts w:ascii="Times New Roman" w:hAnsi="Times New Roman" w:eastAsia="Times New Roman"/>
+          <w:b/>
+          <w:i w:val="0"/>
+          <w:sz w:val="24"/>
+        </w:rPr>
+        <w:t>Table 3.30: Resource Measurement &amp; Statistical Evaluation Module</w:t>
+      </w:r>
+    </w:p>
+    <w:tbl>
+      <w:tblPr>
+        <w:tblLayout w:type="fixed"/>
+        <w:tblLook w:firstColumn="1" w:firstRow="1" w:lastColumn="0" w:lastRow="0" w:noHBand="0" w:noVBand="1" w:val="04A0"/>
+        <w:tblBorders>
+          <w:top w:val="single" w:sz="4" w:space="0" w:color="000000"/>
+          <w:left w:val="single" w:sz="4" w:space="0" w:color="000000"/>
+          <w:bottom w:val="single" w:sz="4" w:space="0" w:color="000000"/>
+          <w:right w:val="single" w:sz="4" w:space="0" w:color="000000"/>
+          <w:insideH w:val="single" w:sz="4" w:space="0" w:color="000000"/>
+          <w:insideV w:val="single" w:sz="4" w:space="0" w:color="000000"/>
+        </w:tblBorders>
+        <w:tblLayout w:type="fixed"/>
+        <w:tblW w:w="8306" w:type="dxa"/>
+      </w:tblPr>
+      <w:tblGrid>
+        <w:gridCol w:w="787"/>
+        <w:gridCol w:w="2098"/>
+        <w:gridCol w:w="5421"/>
+      </w:tblGrid>
+      <w:tr>
+        <w:trPr>
+          <w:tblHeader w:val="true"/>
+        </w:trPr>
+        <w:tc>
+          <w:tcPr>
+            <w:tcW w:type="dxa" w:w="787"/>
+            <w:shd w:val="clear" w:color="auto" w:fill="D9D9D9"/>
+          </w:tcPr>
+          <w:p>
+            <w:pPr>
+              <w:spacing w:after="0" w:line="264" w:lineRule="auto"/>
+            </w:pPr>
+            <w:r>
+              <w:rPr>
+                <w:rFonts w:ascii="Times New Roman" w:hAnsi="Times New Roman" w:eastAsia="Times New Roman"/>
+                <w:b/>
+                <w:i w:val="0"/>
+                <w:sz w:val="24"/>
+              </w:rPr>
+              <w:t>No.</w:t>
+            </w:r>
+          </w:p>
+        </w:tc>
+        <w:tc>
+          <w:tcPr>
+            <w:tcW w:type="dxa" w:w="2098"/>
+            <w:shd w:val="clear" w:color="auto" w:fill="D9D9D9"/>
+          </w:tcPr>
+          <w:p>
+            <w:pPr>
+              <w:spacing w:after="0" w:line="264" w:lineRule="auto"/>
+            </w:pPr>
+            <w:r>
+              <w:rPr>
+                <w:rFonts w:ascii="Times New Roman" w:hAnsi="Times New Roman" w:eastAsia="Times New Roman"/>
+                <w:b/>
+                <w:i w:val="0"/>
+                <w:sz w:val="24"/>
+              </w:rPr>
+              <w:t>Module</w:t>
+            </w:r>
+          </w:p>
+        </w:tc>
+        <w:tc>
+          <w:tcPr>
+            <w:tcW w:type="dxa" w:w="5421"/>
+            <w:shd w:val="clear" w:color="auto" w:fill="D9D9D9"/>
+          </w:tcPr>
+          <w:p>
+            <w:pPr>
+              <w:spacing w:after="0" w:line="264" w:lineRule="auto"/>
+            </w:pPr>
+            <w:r>
+              <w:rPr>
+                <w:rFonts w:ascii="Times New Roman" w:hAnsi="Times New Roman" w:eastAsia="Times New Roman"/>
+                <w:b/>
+                <w:i w:val="0"/>
+                <w:sz w:val="24"/>
+              </w:rPr>
+              <w:t>Description</w:t>
             </w:r>
           </w:p>
         </w:tc>
@@ -1766,45 +1496,340 @@
                 <w:i w:val="0"/>
                 <w:sz w:val="24"/>
               </w:rPr>
-              <w:t>A12</w:t>
-            </w:r>
-          </w:p>
-        </w:tc>
-        <w:tc>
-          <w:tcPr>
-            <w:tcW w:type="dxa" w:w="1923"/>
-          </w:tcPr>
-          <w:p>
-            <w:pPr>
-              <w:spacing w:after="0" w:line="264" w:lineRule="auto"/>
-            </w:pPr>
-            <w:r>
-              <w:rPr>
-                <w:rFonts w:ascii="Times New Roman" w:hAnsi="Times New Roman" w:eastAsia="Times New Roman"/>
-                <w:b w:val="0"/>
-                <w:i w:val="0"/>
-                <w:sz w:val="24"/>
-              </w:rPr>
-              <w:t>Re-run Scheduler</w:t>
-            </w:r>
-          </w:p>
-        </w:tc>
-        <w:tc>
-          <w:tcPr>
-            <w:tcW w:type="dxa" w:w="5596"/>
-          </w:tcPr>
-          <w:p>
-            <w:pPr>
-              <w:spacing w:after="0" w:line="264" w:lineRule="auto"/>
-            </w:pPr>
-            <w:r>
-              <w:rPr>
-                <w:rFonts w:ascii="Times New Roman" w:hAnsi="Times New Roman" w:eastAsia="Times New Roman"/>
-                <w:b w:val="0"/>
-                <w:i w:val="0"/>
-                <w:sz w:val="24"/>
-              </w:rPr>
-              <w:t>Starts the repeat runs of a scheduled session at the chosen interval on the same GPU, flows, models and settings, and stops after the chosen number of runs.</w:t>
+              <w:t>E01</w:t>
+            </w:r>
+          </w:p>
+        </w:tc>
+        <w:tc>
+          <w:tcPr>
+            <w:tcW w:type="dxa" w:w="2098"/>
+          </w:tcPr>
+          <w:p>
+            <w:pPr>
+              <w:spacing w:after="0" w:line="264" w:lineRule="auto"/>
+            </w:pPr>
+            <w:r>
+              <w:rPr>
+                <w:rFonts w:ascii="Times New Roman" w:hAnsi="Times New Roman" w:eastAsia="Times New Roman"/>
+                <w:b w:val="0"/>
+                <w:i w:val="0"/>
+                <w:sz w:val="24"/>
+              </w:rPr>
+              <w:t>GPU Power &amp; Energy Sampler</w:t>
+            </w:r>
+          </w:p>
+        </w:tc>
+        <w:tc>
+          <w:tcPr>
+            <w:tcW w:type="dxa" w:w="5421"/>
+          </w:tcPr>
+          <w:p>
+            <w:pPr>
+              <w:spacing w:after="0" w:line="264" w:lineRule="auto"/>
+            </w:pPr>
+            <w:r>
+              <w:rPr>
+                <w:rFonts w:ascii="Times New Roman" w:hAnsi="Times New Roman" w:eastAsia="Times New Roman"/>
+                <w:b w:val="0"/>
+                <w:i w:val="0"/>
+                <w:sz w:val="24"/>
+              </w:rPr>
+              <w:t>Reads GPU board power through the NVIDIA Management Library (NVML) during the benchmark and subtracts the measured idle power, so that the energy used per flow by each model can be calculated.</w:t>
+            </w:r>
+          </w:p>
+        </w:tc>
+      </w:tr>
+      <w:tr>
+        <w:tc>
+          <w:tcPr>
+            <w:tcW w:type="dxa" w:w="787"/>
+          </w:tcPr>
+          <w:p>
+            <w:pPr>
+              <w:spacing w:after="0" w:line="264" w:lineRule="auto"/>
+            </w:pPr>
+            <w:r>
+              <w:rPr>
+                <w:rFonts w:ascii="Times New Roman" w:hAnsi="Times New Roman" w:eastAsia="Times New Roman"/>
+                <w:b w:val="0"/>
+                <w:i w:val="0"/>
+                <w:sz w:val="24"/>
+              </w:rPr>
+              <w:t>E02</w:t>
+            </w:r>
+          </w:p>
+        </w:tc>
+        <w:tc>
+          <w:tcPr>
+            <w:tcW w:type="dxa" w:w="2098"/>
+          </w:tcPr>
+          <w:p>
+            <w:pPr>
+              <w:spacing w:after="0" w:line="264" w:lineRule="auto"/>
+            </w:pPr>
+            <w:r>
+              <w:rPr>
+                <w:rFonts w:ascii="Times New Roman" w:hAnsi="Times New Roman" w:eastAsia="Times New Roman"/>
+                <w:b w:val="0"/>
+                <w:i w:val="0"/>
+                <w:sz w:val="24"/>
+              </w:rPr>
+              <w:t>Accuracy &amp; Output Reliability Evaluator</w:t>
+            </w:r>
+          </w:p>
+        </w:tc>
+        <w:tc>
+          <w:tcPr>
+            <w:tcW w:type="dxa" w:w="5421"/>
+          </w:tcPr>
+          <w:p>
+            <w:pPr>
+              <w:spacing w:after="0" w:line="264" w:lineRule="auto"/>
+            </w:pPr>
+            <w:r>
+              <w:rPr>
+                <w:rFonts w:ascii="Times New Roman" w:hAnsi="Times New Roman" w:eastAsia="Times New Roman"/>
+                <w:b w:val="0"/>
+                <w:i w:val="0"/>
+                <w:sz w:val="24"/>
+              </w:rPr>
+              <w:t>Compares each model’s predicted label with the withheld ground-truth label and measures how often the model returns a valid, usable answer.</w:t>
+            </w:r>
+          </w:p>
+        </w:tc>
+      </w:tr>
+      <w:tr>
+        <w:tc>
+          <w:tcPr>
+            <w:tcW w:type="dxa" w:w="787"/>
+          </w:tcPr>
+          <w:p>
+            <w:pPr>
+              <w:spacing w:after="0" w:line="264" w:lineRule="auto"/>
+            </w:pPr>
+            <w:r>
+              <w:rPr>
+                <w:rFonts w:ascii="Times New Roman" w:hAnsi="Times New Roman" w:eastAsia="Times New Roman"/>
+                <w:b w:val="0"/>
+                <w:i w:val="0"/>
+                <w:sz w:val="24"/>
+              </w:rPr>
+              <w:t>E03</w:t>
+            </w:r>
+          </w:p>
+        </w:tc>
+        <w:tc>
+          <w:tcPr>
+            <w:tcW w:type="dxa" w:w="2098"/>
+          </w:tcPr>
+          <w:p>
+            <w:pPr>
+              <w:spacing w:after="0" w:line="264" w:lineRule="auto"/>
+            </w:pPr>
+            <w:r>
+              <w:rPr>
+                <w:rFonts w:ascii="Times New Roman" w:hAnsi="Times New Roman" w:eastAsia="Times New Roman"/>
+                <w:b w:val="0"/>
+                <w:i w:val="0"/>
+                <w:sz w:val="24"/>
+              </w:rPr>
+              <w:t>Efficiency-Only SAW Scorer</w:t>
+            </w:r>
+          </w:p>
+        </w:tc>
+        <w:tc>
+          <w:tcPr>
+            <w:tcW w:type="dxa" w:w="5421"/>
+          </w:tcPr>
+          <w:p>
+            <w:pPr>
+              <w:spacing w:after="0" w:line="264" w:lineRule="auto"/>
+            </w:pPr>
+            <w:r>
+              <w:rPr>
+                <w:rFonts w:ascii="Times New Roman" w:hAnsi="Times New Roman" w:eastAsia="Times New Roman"/>
+                <w:b w:val="0"/>
+                <w:i w:val="0"/>
+                <w:sz w:val="24"/>
+              </w:rPr>
+              <w:t>Computes a Simple Additive Weighting (SAW) score from latency, GPU memory and token usage, with accuracy excluded, and repeats it under alternative weight sets as a sensitivity analysis.</w:t>
+            </w:r>
+          </w:p>
+        </w:tc>
+      </w:tr>
+      <w:tr>
+        <w:tc>
+          <w:tcPr>
+            <w:tcW w:type="dxa" w:w="787"/>
+          </w:tcPr>
+          <w:p>
+            <w:pPr>
+              <w:spacing w:after="0" w:line="264" w:lineRule="auto"/>
+            </w:pPr>
+            <w:r>
+              <w:rPr>
+                <w:rFonts w:ascii="Times New Roman" w:hAnsi="Times New Roman" w:eastAsia="Times New Roman"/>
+                <w:b w:val="0"/>
+                <w:i w:val="0"/>
+                <w:sz w:val="24"/>
+              </w:rPr>
+              <w:t>E04</w:t>
+            </w:r>
+          </w:p>
+        </w:tc>
+        <w:tc>
+          <w:tcPr>
+            <w:tcW w:type="dxa" w:w="2098"/>
+          </w:tcPr>
+          <w:p>
+            <w:pPr>
+              <w:spacing w:after="0" w:line="264" w:lineRule="auto"/>
+            </w:pPr>
+            <w:r>
+              <w:rPr>
+                <w:rFonts w:ascii="Times New Roman" w:hAnsi="Times New Roman" w:eastAsia="Times New Roman"/>
+                <w:b w:val="0"/>
+                <w:i w:val="0"/>
+                <w:sz w:val="24"/>
+              </w:rPr>
+              <w:t>Constraint Fit Checker</w:t>
+            </w:r>
+          </w:p>
+        </w:tc>
+        <w:tc>
+          <w:tcPr>
+            <w:tcW w:type="dxa" w:w="5421"/>
+          </w:tcPr>
+          <w:p>
+            <w:pPr>
+              <w:spacing w:after="0" w:line="264" w:lineRule="auto"/>
+            </w:pPr>
+            <w:r>
+              <w:rPr>
+                <w:rFonts w:ascii="Times New Roman" w:hAnsi="Times New Roman" w:eastAsia="Times New Roman"/>
+                <w:b w:val="0"/>
+                <w:i w:val="0"/>
+                <w:sz w:val="24"/>
+              </w:rPr>
+              <w:t>Checks each model against limits entered by the user (mean and 95th-percentile latency, peak GPU memory and cost per 1,000 flows) and reports which limits are met or failed.</w:t>
+            </w:r>
+          </w:p>
+        </w:tc>
+      </w:tr>
+      <w:tr>
+        <w:tc>
+          <w:tcPr>
+            <w:tcW w:type="dxa" w:w="787"/>
+          </w:tcPr>
+          <w:p>
+            <w:pPr>
+              <w:spacing w:after="0" w:line="264" w:lineRule="auto"/>
+            </w:pPr>
+            <w:r>
+              <w:rPr>
+                <w:rFonts w:ascii="Times New Roman" w:hAnsi="Times New Roman" w:eastAsia="Times New Roman"/>
+                <w:b w:val="0"/>
+                <w:i w:val="0"/>
+                <w:sz w:val="24"/>
+              </w:rPr>
+              <w:t>E05</w:t>
+            </w:r>
+          </w:p>
+        </w:tc>
+        <w:tc>
+          <w:tcPr>
+            <w:tcW w:type="dxa" w:w="2098"/>
+          </w:tcPr>
+          <w:p>
+            <w:pPr>
+              <w:spacing w:after="0" w:line="264" w:lineRule="auto"/>
+            </w:pPr>
+            <w:r>
+              <w:rPr>
+                <w:rFonts w:ascii="Times New Roman" w:hAnsi="Times New Roman" w:eastAsia="Times New Roman"/>
+                <w:b w:val="0"/>
+                <w:i w:val="0"/>
+                <w:sz w:val="24"/>
+              </w:rPr>
+              <w:t>Cost &amp; Energy Analyser</w:t>
+            </w:r>
+          </w:p>
+        </w:tc>
+        <w:tc>
+          <w:tcPr>
+            <w:tcW w:type="dxa" w:w="5421"/>
+          </w:tcPr>
+          <w:p>
+            <w:pPr>
+              <w:spacing w:after="0" w:line="264" w:lineRule="auto"/>
+            </w:pPr>
+            <w:r>
+              <w:rPr>
+                <w:rFonts w:ascii="Times New Roman" w:hAnsi="Times New Roman" w:eastAsia="Times New Roman"/>
+                <w:b w:val="0"/>
+                <w:i w:val="0"/>
+                <w:sz w:val="24"/>
+              </w:rPr>
+              <w:t>Calculates the cost per 1,000 flows from the measured time and the GPU’s hourly price, together with energy use and tokens per watt-hour.</w:t>
+            </w:r>
+          </w:p>
+        </w:tc>
+      </w:tr>
+      <w:tr>
+        <w:tc>
+          <w:tcPr>
+            <w:tcW w:type="dxa" w:w="787"/>
+          </w:tcPr>
+          <w:p>
+            <w:pPr>
+              <w:spacing w:after="0" w:line="264" w:lineRule="auto"/>
+            </w:pPr>
+            <w:r>
+              <w:rPr>
+                <w:rFonts w:ascii="Times New Roman" w:hAnsi="Times New Roman" w:eastAsia="Times New Roman"/>
+                <w:b w:val="0"/>
+                <w:i w:val="0"/>
+                <w:sz w:val="24"/>
+              </w:rPr>
+              <w:t>E06</w:t>
+            </w:r>
+          </w:p>
+        </w:tc>
+        <w:tc>
+          <w:tcPr>
+            <w:tcW w:type="dxa" w:w="2098"/>
+          </w:tcPr>
+          <w:p>
+            <w:pPr>
+              <w:spacing w:after="0" w:line="264" w:lineRule="auto"/>
+            </w:pPr>
+            <w:r>
+              <w:rPr>
+                <w:rFonts w:ascii="Times New Roman" w:hAnsi="Times New Roman" w:eastAsia="Times New Roman"/>
+                <w:b w:val="0"/>
+                <w:i w:val="0"/>
+                <w:sz w:val="24"/>
+              </w:rPr>
+              <w:t>Statistical Significance &amp; Ranking Stability</w:t>
+            </w:r>
+          </w:p>
+        </w:tc>
+        <w:tc>
+          <w:tcPr>
+            <w:tcW w:type="dxa" w:w="5421"/>
+          </w:tcPr>
+          <w:p>
+            <w:pPr>
+              <w:spacing w:after="0" w:line="264" w:lineRule="auto"/>
+            </w:pPr>
+            <w:r>
+              <w:rPr>
+                <w:rFonts w:ascii="Times New Roman" w:hAnsi="Times New Roman" w:eastAsia="Times New Roman"/>
+                <w:b w:val="0"/>
+                <w:i w:val="0"/>
+                <w:sz w:val="24"/>
+              </w:rPr>
+              <w:t>Runs the Kruskal-Wallis test with Dunn’s post-hoc test and Holm correction using SciPy, and a paired bootstrap, to verify whether differences between models are statistically significant and whether the ranking is stable.</w:t>
             </w:r>
           </w:p>
         </w:tc>

--- a/docs/thesis/testing/1 - AgentMeter Modules.docx
+++ b/docs/thesis/testing/1 - AgentMeter Modules.docx
@@ -723,7 +723,7 @@
                 <w:i w:val="0"/>
                 <w:sz w:val="24"/>
               </w:rPr>
-              <w:t>Browser Preparation Engine</w:t>
+              <w:t>Cloud &amp; Browser Preparation Engine</w:t>
             </w:r>
           </w:p>
         </w:tc>
@@ -742,7 +742,7 @@
                 <w:i w:val="0"/>
                 <w:sz w:val="24"/>
               </w:rPr>
-              <w:t>Runs the same Python preparation code in the user’s web browser using Pyodide in a Web Worker, so datasets can be prepared on the user’s computer while the GPU server is busy benchmarking.</w:t>
+              <w:t>Chooses automatically where a dataset is prepared: on the GPU server when it is free, and on a cloud preparation service (Google Cloud Run) while the GPU is busy benchmarking, so new data never waits in the GPU queue. Without the cloud service, the same Python code runs in the user’s web browser using Pyodide.</w:t>
             </w:r>
           </w:p>
         </w:tc>

--- a/docs/thesis/testing/1 - AgentMeter Modules.docx
+++ b/docs/thesis/testing/1 - AgentMeter Modules.docx
@@ -723,7 +723,7 @@
                 <w:i w:val="0"/>
                 <w:sz w:val="24"/>
               </w:rPr>
-              <w:t>Cloud &amp; Browser Preparation Engine</w:t>
+              <w:t>Browser Preparation Engine</w:t>
             </w:r>
           </w:p>
         </w:tc>
@@ -742,7 +742,7 @@
                 <w:i w:val="0"/>
                 <w:sz w:val="24"/>
               </w:rPr>
-              <w:t>Chooses automatically where a dataset is prepared: on the GPU server when it is free, and on a cloud preparation service (Google Cloud Run) while the GPU is busy benchmarking, so new data never waits in the GPU queue. Without the cloud service, the same Python code runs in the user’s web browser using Pyodide.</w:t>
+              <w:t>Runs the same Python preparation code in the user’s web browser using Pyodide in a Web Worker, so datasets can be prepared on the user’s computer while the GPU server is busy benchmarking.</w:t>
             </w:r>
           </w:p>
         </w:tc>
